--- a/docs/sdlc/70_delivery/WS2D-DL-002_納品物一覧.docx
+++ b/docs/sdlc/70_delivery/WS2D-DL-002_納品物一覧.docx
@@ -76,13 +76,13 @@
         <w:tblLook w:firstColumn="1" w:firstRow="1" w:lastColumn="0" w:lastRow="0" w:noHBand="0" w:noVBand="1" w:val="04A0"/>
       </w:tblPr>
       <w:tblGrid>
-        <w:gridCol w:w="4320"/>
-        <w:gridCol w:w="4320"/>
+        <w:gridCol w:w="4961"/>
+        <w:gridCol w:w="4961"/>
       </w:tblGrid>
       <w:tr>
         <w:tc>
           <w:tcPr>
-            <w:tcW w:type="dxa" w:w="4320"/>
+            <w:tcW w:type="dxa" w:w="4961"/>
             <w:shd w:fill="D9E2F3"/>
           </w:tcPr>
           <w:p>
@@ -102,7 +102,7 @@
         </w:tc>
         <w:tc>
           <w:tcPr>
-            <w:tcW w:type="dxa" w:w="4320"/>
+            <w:tcW w:type="dxa" w:w="4961"/>
           </w:tcPr>
           <w:p>
             <w:r>
@@ -123,7 +123,7 @@
       <w:tr>
         <w:tc>
           <w:tcPr>
-            <w:tcW w:type="dxa" w:w="4320"/>
+            <w:tcW w:type="dxa" w:w="4961"/>
             <w:shd w:fill="D9E2F3"/>
           </w:tcPr>
           <w:p>
@@ -143,7 +143,7 @@
         </w:tc>
         <w:tc>
           <w:tcPr>
-            <w:tcW w:type="dxa" w:w="4320"/>
+            <w:tcW w:type="dxa" w:w="4961"/>
           </w:tcPr>
           <w:p>
             <w:r>
@@ -164,7 +164,7 @@
       <w:tr>
         <w:tc>
           <w:tcPr>
-            <w:tcW w:type="dxa" w:w="4320"/>
+            <w:tcW w:type="dxa" w:w="4961"/>
             <w:shd w:fill="D9E2F3"/>
           </w:tcPr>
           <w:p>
@@ -184,7 +184,7 @@
         </w:tc>
         <w:tc>
           <w:tcPr>
-            <w:tcW w:type="dxa" w:w="4320"/>
+            <w:tcW w:type="dxa" w:w="4961"/>
           </w:tcPr>
           <w:p>
             <w:r>
@@ -205,7 +205,7 @@
       <w:tr>
         <w:tc>
           <w:tcPr>
-            <w:tcW w:type="dxa" w:w="4320"/>
+            <w:tcW w:type="dxa" w:w="4961"/>
             <w:shd w:fill="D9E2F3"/>
           </w:tcPr>
           <w:p>
@@ -225,7 +225,7 @@
         </w:tc>
         <w:tc>
           <w:tcPr>
-            <w:tcW w:type="dxa" w:w="4320"/>
+            <w:tcW w:type="dxa" w:w="4961"/>
           </w:tcPr>
           <w:p>
             <w:r>
@@ -246,7 +246,7 @@
       <w:tr>
         <w:tc>
           <w:tcPr>
-            <w:tcW w:type="dxa" w:w="4320"/>
+            <w:tcW w:type="dxa" w:w="4961"/>
             <w:shd w:fill="D9E2F3"/>
           </w:tcPr>
           <w:p>
@@ -266,7 +266,7 @@
         </w:tc>
         <w:tc>
           <w:tcPr>
-            <w:tcW w:type="dxa" w:w="4320"/>
+            <w:tcW w:type="dxa" w:w="4961"/>
           </w:tcPr>
           <w:p>
             <w:r>
@@ -287,7 +287,7 @@
       <w:tr>
         <w:tc>
           <w:tcPr>
-            <w:tcW w:type="dxa" w:w="4320"/>
+            <w:tcW w:type="dxa" w:w="4961"/>
             <w:shd w:fill="D9E2F3"/>
           </w:tcPr>
           <w:p>
@@ -307,7 +307,7 @@
         </w:tc>
         <w:tc>
           <w:tcPr>
-            <w:tcW w:type="dxa" w:w="4320"/>
+            <w:tcW w:type="dxa" w:w="4961"/>
           </w:tcPr>
           <w:p>
             <w:r>
@@ -356,13 +356,13 @@
         <w:tblLook w:firstColumn="1" w:firstRow="1" w:lastColumn="0" w:lastRow="0" w:noHBand="0" w:noVBand="1" w:val="04A0"/>
       </w:tblPr>
       <w:tblGrid>
-        <w:gridCol w:w="4320"/>
-        <w:gridCol w:w="4320"/>
+        <w:gridCol w:w="4961"/>
+        <w:gridCol w:w="4961"/>
       </w:tblGrid>
       <w:tr>
         <w:tc>
           <w:tcPr>
-            <w:tcW w:type="dxa" w:w="4320"/>
+            <w:tcW w:type="dxa" w:w="4961"/>
             <w:shd w:fill="D9E2F3"/>
           </w:tcPr>
           <w:p>
@@ -382,7 +382,7 @@
         </w:tc>
         <w:tc>
           <w:tcPr>
-            <w:tcW w:type="dxa" w:w="4320"/>
+            <w:tcW w:type="dxa" w:w="4961"/>
           </w:tcPr>
           <w:p>
             <w:r>
@@ -403,7 +403,7 @@
       <w:tr>
         <w:tc>
           <w:tcPr>
-            <w:tcW w:type="dxa" w:w="4320"/>
+            <w:tcW w:type="dxa" w:w="4961"/>
             <w:shd w:fill="D9E2F3"/>
           </w:tcPr>
           <w:p>
@@ -423,7 +423,7 @@
         </w:tc>
         <w:tc>
           <w:tcPr>
-            <w:tcW w:type="dxa" w:w="4320"/>
+            <w:tcW w:type="dxa" w:w="4961"/>
           </w:tcPr>
           <w:p>
             <w:r>
@@ -444,7 +444,7 @@
       <w:tr>
         <w:tc>
           <w:tcPr>
-            <w:tcW w:type="dxa" w:w="4320"/>
+            <w:tcW w:type="dxa" w:w="4961"/>
             <w:shd w:fill="D9E2F3"/>
           </w:tcPr>
           <w:p>
@@ -464,7 +464,7 @@
         </w:tc>
         <w:tc>
           <w:tcPr>
-            <w:tcW w:type="dxa" w:w="4320"/>
+            <w:tcW w:type="dxa" w:w="4961"/>
           </w:tcPr>
           <w:p>
             <w:r>
@@ -485,7 +485,7 @@
       <w:tr>
         <w:tc>
           <w:tcPr>
-            <w:tcW w:type="dxa" w:w="4320"/>
+            <w:tcW w:type="dxa" w:w="4961"/>
             <w:shd w:fill="D9E2F3"/>
           </w:tcPr>
           <w:p>
@@ -505,7 +505,7 @@
         </w:tc>
         <w:tc>
           <w:tcPr>
-            <w:tcW w:type="dxa" w:w="4320"/>
+            <w:tcW w:type="dxa" w:w="4961"/>
           </w:tcPr>
           <w:p>
             <w:r>
@@ -526,7 +526,7 @@
       <w:tr>
         <w:tc>
           <w:tcPr>
-            <w:tcW w:type="dxa" w:w="4320"/>
+            <w:tcW w:type="dxa" w:w="4961"/>
             <w:shd w:fill="D9E2F3"/>
           </w:tcPr>
           <w:p>
@@ -546,7 +546,7 @@
         </w:tc>
         <w:tc>
           <w:tcPr>
-            <w:tcW w:type="dxa" w:w="4320"/>
+            <w:tcW w:type="dxa" w:w="4961"/>
           </w:tcPr>
           <w:p>
             <w:r>
@@ -567,7 +567,7 @@
       <w:tr>
         <w:tc>
           <w:tcPr>
-            <w:tcW w:type="dxa" w:w="4320"/>
+            <w:tcW w:type="dxa" w:w="4961"/>
             <w:shd w:fill="D9E2F3"/>
           </w:tcPr>
           <w:p>
@@ -587,7 +587,7 @@
         </w:tc>
         <w:tc>
           <w:tcPr>
-            <w:tcW w:type="dxa" w:w="4320"/>
+            <w:tcW w:type="dxa" w:w="4961"/>
           </w:tcPr>
           <w:p>
             <w:r>
@@ -632,15 +632,15 @@
         <w:tblLook w:firstColumn="1" w:firstRow="1" w:lastColumn="0" w:lastRow="0" w:noHBand="0" w:noVBand="1" w:val="04A0"/>
       </w:tblPr>
       <w:tblGrid>
-        <w:gridCol w:w="2160"/>
-        <w:gridCol w:w="2160"/>
-        <w:gridCol w:w="2160"/>
-        <w:gridCol w:w="2160"/>
+        <w:gridCol w:w="2480"/>
+        <w:gridCol w:w="2480"/>
+        <w:gridCol w:w="2480"/>
+        <w:gridCol w:w="2480"/>
       </w:tblGrid>
       <w:tr>
         <w:tc>
           <w:tcPr>
-            <w:tcW w:type="dxa" w:w="2160"/>
+            <w:tcW w:type="dxa" w:w="2480"/>
             <w:shd w:fill="D9E2F3"/>
           </w:tcPr>
           <w:p>
@@ -662,7 +662,7 @@
         </w:tc>
         <w:tc>
           <w:tcPr>
-            <w:tcW w:type="dxa" w:w="2160"/>
+            <w:tcW w:type="dxa" w:w="2480"/>
             <w:shd w:fill="D9E2F3"/>
           </w:tcPr>
           <w:p>
@@ -684,7 +684,7 @@
         </w:tc>
         <w:tc>
           <w:tcPr>
-            <w:tcW w:type="dxa" w:w="2160"/>
+            <w:tcW w:type="dxa" w:w="2480"/>
             <w:shd w:fill="D9E2F3"/>
           </w:tcPr>
           <w:p>
@@ -706,7 +706,7 @@
         </w:tc>
         <w:tc>
           <w:tcPr>
-            <w:tcW w:type="dxa" w:w="2160"/>
+            <w:tcW w:type="dxa" w:w="2480"/>
             <w:shd w:fill="D9E2F3"/>
           </w:tcPr>
           <w:p>
@@ -730,7 +730,7 @@
       <w:tr>
         <w:tc>
           <w:tcPr>
-            <w:tcW w:type="dxa" w:w="2160"/>
+            <w:tcW w:type="dxa" w:w="2480"/>
           </w:tcPr>
           <w:p>
             <w:r>
@@ -749,7 +749,7 @@
         </w:tc>
         <w:tc>
           <w:tcPr>
-            <w:tcW w:type="dxa" w:w="2160"/>
+            <w:tcW w:type="dxa" w:w="2480"/>
           </w:tcPr>
           <w:p>
             <w:r>
@@ -761,7 +761,7 @@
         </w:tc>
         <w:tc>
           <w:tcPr>
-            <w:tcW w:type="dxa" w:w="2160"/>
+            <w:tcW w:type="dxa" w:w="2480"/>
           </w:tcPr>
           <w:p>
             <w:r>
@@ -773,7 +773,7 @@
         </w:tc>
         <w:tc>
           <w:tcPr>
-            <w:tcW w:type="dxa" w:w="2160"/>
+            <w:tcW w:type="dxa" w:w="2480"/>
           </w:tcPr>
           <w:p>
             <w:r>
@@ -787,7 +787,7 @@
       <w:tr>
         <w:tc>
           <w:tcPr>
-            <w:tcW w:type="dxa" w:w="2160"/>
+            <w:tcW w:type="dxa" w:w="2480"/>
           </w:tcPr>
           <w:p>
             <w:r>
@@ -806,7 +806,7 @@
         </w:tc>
         <w:tc>
           <w:tcPr>
-            <w:tcW w:type="dxa" w:w="2160"/>
+            <w:tcW w:type="dxa" w:w="2480"/>
           </w:tcPr>
           <w:p>
             <w:r>
@@ -818,7 +818,7 @@
         </w:tc>
         <w:tc>
           <w:tcPr>
-            <w:tcW w:type="dxa" w:w="2160"/>
+            <w:tcW w:type="dxa" w:w="2480"/>
           </w:tcPr>
           <w:p>
             <w:r>
@@ -830,7 +830,7 @@
         </w:tc>
         <w:tc>
           <w:tcPr>
-            <w:tcW w:type="dxa" w:w="2160"/>
+            <w:tcW w:type="dxa" w:w="2480"/>
           </w:tcPr>
           <w:p>
             <w:r>
@@ -844,7 +844,7 @@
       <w:tr>
         <w:tc>
           <w:tcPr>
-            <w:tcW w:type="dxa" w:w="2160"/>
+            <w:tcW w:type="dxa" w:w="2480"/>
             <w:shd w:fill="D9E2F3"/>
           </w:tcPr>
           <w:p>
@@ -864,7 +864,7 @@
         </w:tc>
         <w:tc>
           <w:tcPr>
-            <w:tcW w:type="dxa" w:w="2160"/>
+            <w:tcW w:type="dxa" w:w="2480"/>
           </w:tcPr>
           <w:p>
             <w:r>
@@ -876,7 +876,7 @@
         </w:tc>
         <w:tc>
           <w:tcPr>
-            <w:tcW w:type="dxa" w:w="2160"/>
+            <w:tcW w:type="dxa" w:w="2480"/>
           </w:tcPr>
           <w:p>
             <w:r>
@@ -888,7 +888,7 @@
         </w:tc>
         <w:tc>
           <w:tcPr>
-            <w:tcW w:type="dxa" w:w="2160"/>
+            <w:tcW w:type="dxa" w:w="2480"/>
           </w:tcPr>
           <w:p>
             <w:r>
@@ -1565,20 +1565,20 @@
       <w:tblPr>
         <w:tblStyle w:val="TableGrid"/>
         <w:tblW w:type="auto" w:w="0"/>
-        <w:tblLayout w:type="autofit"/>
+        <w:tblLayout w:type="fixed"/>
         <w:tblLook w:firstColumn="1" w:firstRow="1" w:lastColumn="0" w:lastRow="0" w:noHBand="0" w:noVBand="1" w:val="04A0"/>
       </w:tblPr>
       <w:tblGrid>
-        <w:gridCol w:w="1728"/>
-        <w:gridCol w:w="1728"/>
-        <w:gridCol w:w="1728"/>
-        <w:gridCol w:w="1728"/>
-        <w:gridCol w:w="1728"/>
+        <w:gridCol w:w="1984"/>
+        <w:gridCol w:w="1984"/>
+        <w:gridCol w:w="1984"/>
+        <w:gridCol w:w="1984"/>
+        <w:gridCol w:w="1984"/>
       </w:tblGrid>
       <w:tr>
         <w:tc>
           <w:tcPr>
-            <w:tcW w:type="dxa" w:w="1728"/>
+            <w:tcW w:type="dxa" w:w="1984"/>
             <w:shd w:fill="D9E2F3"/>
           </w:tcPr>
           <w:p>
@@ -1600,7 +1600,7 @@
         </w:tc>
         <w:tc>
           <w:tcPr>
-            <w:tcW w:type="dxa" w:w="1728"/>
+            <w:tcW w:type="dxa" w:w="1984"/>
             <w:shd w:fill="D9E2F3"/>
           </w:tcPr>
           <w:p>
@@ -1622,7 +1622,7 @@
         </w:tc>
         <w:tc>
           <w:tcPr>
-            <w:tcW w:type="dxa" w:w="1728"/>
+            <w:tcW w:type="dxa" w:w="1984"/>
             <w:shd w:fill="D9E2F3"/>
           </w:tcPr>
           <w:p>
@@ -1644,7 +1644,7 @@
         </w:tc>
         <w:tc>
           <w:tcPr>
-            <w:tcW w:type="dxa" w:w="1728"/>
+            <w:tcW w:type="dxa" w:w="1984"/>
             <w:shd w:fill="D9E2F3"/>
           </w:tcPr>
           <w:p>
@@ -1666,7 +1666,7 @@
         </w:tc>
         <w:tc>
           <w:tcPr>
-            <w:tcW w:type="dxa" w:w="1728"/>
+            <w:tcW w:type="dxa" w:w="1984"/>
             <w:shd w:fill="D9E2F3"/>
           </w:tcPr>
           <w:p>
@@ -1690,7 +1690,7 @@
       <w:tr>
         <w:tc>
           <w:tcPr>
-            <w:tcW w:type="dxa" w:w="1728"/>
+            <w:tcW w:type="dxa" w:w="1984"/>
           </w:tcPr>
           <w:p>
             <w:r>
@@ -1709,7 +1709,7 @@
         </w:tc>
         <w:tc>
           <w:tcPr>
-            <w:tcW w:type="dxa" w:w="1728"/>
+            <w:tcW w:type="dxa" w:w="1984"/>
           </w:tcPr>
           <w:p>
             <w:r>
@@ -1728,7 +1728,7 @@
         </w:tc>
         <w:tc>
           <w:tcPr>
-            <w:tcW w:type="dxa" w:w="1728"/>
+            <w:tcW w:type="dxa" w:w="1984"/>
           </w:tcPr>
           <w:p>
             <w:r>
@@ -1747,7 +1747,7 @@
         </w:tc>
         <w:tc>
           <w:tcPr>
-            <w:tcW w:type="dxa" w:w="1728"/>
+            <w:tcW w:type="dxa" w:w="1984"/>
           </w:tcPr>
           <w:p>
             <w:r>
@@ -1766,7 +1766,7 @@
         </w:tc>
         <w:tc>
           <w:tcPr>
-            <w:tcW w:type="dxa" w:w="1728"/>
+            <w:tcW w:type="dxa" w:w="1984"/>
           </w:tcPr>
           <w:p>
             <w:r>
@@ -1787,7 +1787,7 @@
       <w:tr>
         <w:tc>
           <w:tcPr>
-            <w:tcW w:type="dxa" w:w="1728"/>
+            <w:tcW w:type="dxa" w:w="1984"/>
           </w:tcPr>
           <w:p>
             <w:r>
@@ -1806,7 +1806,7 @@
         </w:tc>
         <w:tc>
           <w:tcPr>
-            <w:tcW w:type="dxa" w:w="1728"/>
+            <w:tcW w:type="dxa" w:w="1984"/>
           </w:tcPr>
           <w:p>
             <w:r>
@@ -1825,7 +1825,7 @@
         </w:tc>
         <w:tc>
           <w:tcPr>
-            <w:tcW w:type="dxa" w:w="1728"/>
+            <w:tcW w:type="dxa" w:w="1984"/>
           </w:tcPr>
           <w:p>
             <w:r>
@@ -1844,7 +1844,7 @@
         </w:tc>
         <w:tc>
           <w:tcPr>
-            <w:tcW w:type="dxa" w:w="1728"/>
+            <w:tcW w:type="dxa" w:w="1984"/>
           </w:tcPr>
           <w:p>
             <w:r>
@@ -1863,7 +1863,7 @@
         </w:tc>
         <w:tc>
           <w:tcPr>
-            <w:tcW w:type="dxa" w:w="1728"/>
+            <w:tcW w:type="dxa" w:w="1984"/>
           </w:tcPr>
           <w:p>
             <w:r>
@@ -1884,7 +1884,7 @@
       <w:tr>
         <w:tc>
           <w:tcPr>
-            <w:tcW w:type="dxa" w:w="1728"/>
+            <w:tcW w:type="dxa" w:w="1984"/>
           </w:tcPr>
           <w:p>
             <w:r>
@@ -1903,7 +1903,7 @@
         </w:tc>
         <w:tc>
           <w:tcPr>
-            <w:tcW w:type="dxa" w:w="1728"/>
+            <w:tcW w:type="dxa" w:w="1984"/>
           </w:tcPr>
           <w:p>
             <w:r>
@@ -1922,7 +1922,7 @@
         </w:tc>
         <w:tc>
           <w:tcPr>
-            <w:tcW w:type="dxa" w:w="1728"/>
+            <w:tcW w:type="dxa" w:w="1984"/>
           </w:tcPr>
           <w:p>
             <w:r>
@@ -1941,7 +1941,7 @@
         </w:tc>
         <w:tc>
           <w:tcPr>
-            <w:tcW w:type="dxa" w:w="1728"/>
+            <w:tcW w:type="dxa" w:w="1984"/>
           </w:tcPr>
           <w:p>
             <w:r>
@@ -1960,7 +1960,7 @@
         </w:tc>
         <w:tc>
           <w:tcPr>
-            <w:tcW w:type="dxa" w:w="1728"/>
+            <w:tcW w:type="dxa" w:w="1984"/>
           </w:tcPr>
           <w:p>
             <w:r>
@@ -1981,7 +1981,7 @@
       <w:tr>
         <w:tc>
           <w:tcPr>
-            <w:tcW w:type="dxa" w:w="1728"/>
+            <w:tcW w:type="dxa" w:w="1984"/>
           </w:tcPr>
           <w:p>
             <w:r>
@@ -2000,7 +2000,7 @@
         </w:tc>
         <w:tc>
           <w:tcPr>
-            <w:tcW w:type="dxa" w:w="1728"/>
+            <w:tcW w:type="dxa" w:w="1984"/>
           </w:tcPr>
           <w:p>
             <w:r>
@@ -2019,7 +2019,7 @@
         </w:tc>
         <w:tc>
           <w:tcPr>
-            <w:tcW w:type="dxa" w:w="1728"/>
+            <w:tcW w:type="dxa" w:w="1984"/>
           </w:tcPr>
           <w:p>
             <w:r>
@@ -2038,7 +2038,7 @@
         </w:tc>
         <w:tc>
           <w:tcPr>
-            <w:tcW w:type="dxa" w:w="1728"/>
+            <w:tcW w:type="dxa" w:w="1984"/>
           </w:tcPr>
           <w:p>
             <w:r>
@@ -2057,7 +2057,7 @@
         </w:tc>
         <w:tc>
           <w:tcPr>
-            <w:tcW w:type="dxa" w:w="1728"/>
+            <w:tcW w:type="dxa" w:w="1984"/>
           </w:tcPr>
           <w:p>
             <w:r>
@@ -2113,20 +2113,20 @@
       <w:tblPr>
         <w:tblStyle w:val="TableGrid"/>
         <w:tblW w:type="auto" w:w="0"/>
-        <w:tblLayout w:type="autofit"/>
+        <w:tblLayout w:type="fixed"/>
         <w:tblLook w:firstColumn="1" w:firstRow="1" w:lastColumn="0" w:lastRow="0" w:noHBand="0" w:noVBand="1" w:val="04A0"/>
       </w:tblPr>
       <w:tblGrid>
-        <w:gridCol w:w="1728"/>
-        <w:gridCol w:w="1728"/>
-        <w:gridCol w:w="1728"/>
-        <w:gridCol w:w="1728"/>
-        <w:gridCol w:w="1728"/>
+        <w:gridCol w:w="1984"/>
+        <w:gridCol w:w="1984"/>
+        <w:gridCol w:w="1984"/>
+        <w:gridCol w:w="1984"/>
+        <w:gridCol w:w="1984"/>
       </w:tblGrid>
       <w:tr>
         <w:tc>
           <w:tcPr>
-            <w:tcW w:type="dxa" w:w="1728"/>
+            <w:tcW w:type="dxa" w:w="1984"/>
             <w:shd w:fill="D9E2F3"/>
           </w:tcPr>
           <w:p>
@@ -2148,7 +2148,7 @@
         </w:tc>
         <w:tc>
           <w:tcPr>
-            <w:tcW w:type="dxa" w:w="1728"/>
+            <w:tcW w:type="dxa" w:w="1984"/>
             <w:shd w:fill="D9E2F3"/>
           </w:tcPr>
           <w:p>
@@ -2170,7 +2170,7 @@
         </w:tc>
         <w:tc>
           <w:tcPr>
-            <w:tcW w:type="dxa" w:w="1728"/>
+            <w:tcW w:type="dxa" w:w="1984"/>
             <w:shd w:fill="D9E2F3"/>
           </w:tcPr>
           <w:p>
@@ -2192,7 +2192,7 @@
         </w:tc>
         <w:tc>
           <w:tcPr>
-            <w:tcW w:type="dxa" w:w="1728"/>
+            <w:tcW w:type="dxa" w:w="1984"/>
             <w:shd w:fill="D9E2F3"/>
           </w:tcPr>
           <w:p>
@@ -2214,7 +2214,7 @@
         </w:tc>
         <w:tc>
           <w:tcPr>
-            <w:tcW w:type="dxa" w:w="1728"/>
+            <w:tcW w:type="dxa" w:w="1984"/>
             <w:shd w:fill="D9E2F3"/>
           </w:tcPr>
           <w:p>
@@ -2238,7 +2238,7 @@
       <w:tr>
         <w:tc>
           <w:tcPr>
-            <w:tcW w:type="dxa" w:w="1728"/>
+            <w:tcW w:type="dxa" w:w="1984"/>
           </w:tcPr>
           <w:p>
             <w:r>
@@ -2257,7 +2257,7 @@
         </w:tc>
         <w:tc>
           <w:tcPr>
-            <w:tcW w:type="dxa" w:w="1728"/>
+            <w:tcW w:type="dxa" w:w="1984"/>
           </w:tcPr>
           <w:p>
             <w:r>
@@ -2276,7 +2276,7 @@
         </w:tc>
         <w:tc>
           <w:tcPr>
-            <w:tcW w:type="dxa" w:w="1728"/>
+            <w:tcW w:type="dxa" w:w="1984"/>
           </w:tcPr>
           <w:p>
             <w:r>
@@ -2295,7 +2295,7 @@
         </w:tc>
         <w:tc>
           <w:tcPr>
-            <w:tcW w:type="dxa" w:w="1728"/>
+            <w:tcW w:type="dxa" w:w="1984"/>
           </w:tcPr>
           <w:p>
             <w:r>
@@ -2314,7 +2314,7 @@
         </w:tc>
         <w:tc>
           <w:tcPr>
-            <w:tcW w:type="dxa" w:w="1728"/>
+            <w:tcW w:type="dxa" w:w="1984"/>
           </w:tcPr>
           <w:p>
             <w:r>
@@ -2335,7 +2335,7 @@
       <w:tr>
         <w:tc>
           <w:tcPr>
-            <w:tcW w:type="dxa" w:w="1728"/>
+            <w:tcW w:type="dxa" w:w="1984"/>
           </w:tcPr>
           <w:p>
             <w:r>
@@ -2354,7 +2354,7 @@
         </w:tc>
         <w:tc>
           <w:tcPr>
-            <w:tcW w:type="dxa" w:w="1728"/>
+            <w:tcW w:type="dxa" w:w="1984"/>
           </w:tcPr>
           <w:p>
             <w:r>
@@ -2373,7 +2373,7 @@
         </w:tc>
         <w:tc>
           <w:tcPr>
-            <w:tcW w:type="dxa" w:w="1728"/>
+            <w:tcW w:type="dxa" w:w="1984"/>
           </w:tcPr>
           <w:p>
             <w:r>
@@ -2392,7 +2392,7 @@
         </w:tc>
         <w:tc>
           <w:tcPr>
-            <w:tcW w:type="dxa" w:w="1728"/>
+            <w:tcW w:type="dxa" w:w="1984"/>
           </w:tcPr>
           <w:p>
             <w:r>
@@ -2411,7 +2411,7 @@
         </w:tc>
         <w:tc>
           <w:tcPr>
-            <w:tcW w:type="dxa" w:w="1728"/>
+            <w:tcW w:type="dxa" w:w="1984"/>
           </w:tcPr>
           <w:p>
             <w:r>
@@ -2432,7 +2432,7 @@
       <w:tr>
         <w:tc>
           <w:tcPr>
-            <w:tcW w:type="dxa" w:w="1728"/>
+            <w:tcW w:type="dxa" w:w="1984"/>
           </w:tcPr>
           <w:p>
             <w:r>
@@ -2451,7 +2451,7 @@
         </w:tc>
         <w:tc>
           <w:tcPr>
-            <w:tcW w:type="dxa" w:w="1728"/>
+            <w:tcW w:type="dxa" w:w="1984"/>
           </w:tcPr>
           <w:p>
             <w:r>
@@ -2470,7 +2470,7 @@
         </w:tc>
         <w:tc>
           <w:tcPr>
-            <w:tcW w:type="dxa" w:w="1728"/>
+            <w:tcW w:type="dxa" w:w="1984"/>
           </w:tcPr>
           <w:p>
             <w:r>
@@ -2489,7 +2489,7 @@
         </w:tc>
         <w:tc>
           <w:tcPr>
-            <w:tcW w:type="dxa" w:w="1728"/>
+            <w:tcW w:type="dxa" w:w="1984"/>
           </w:tcPr>
           <w:p>
             <w:r>
@@ -2508,7 +2508,7 @@
         </w:tc>
         <w:tc>
           <w:tcPr>
-            <w:tcW w:type="dxa" w:w="1728"/>
+            <w:tcW w:type="dxa" w:w="1984"/>
           </w:tcPr>
           <w:p>
             <w:r>
@@ -2529,7 +2529,7 @@
       <w:tr>
         <w:tc>
           <w:tcPr>
-            <w:tcW w:type="dxa" w:w="1728"/>
+            <w:tcW w:type="dxa" w:w="1984"/>
           </w:tcPr>
           <w:p>
             <w:r>
@@ -2548,7 +2548,7 @@
         </w:tc>
         <w:tc>
           <w:tcPr>
-            <w:tcW w:type="dxa" w:w="1728"/>
+            <w:tcW w:type="dxa" w:w="1984"/>
           </w:tcPr>
           <w:p>
             <w:r>
@@ -2567,7 +2567,7 @@
         </w:tc>
         <w:tc>
           <w:tcPr>
-            <w:tcW w:type="dxa" w:w="1728"/>
+            <w:tcW w:type="dxa" w:w="1984"/>
           </w:tcPr>
           <w:p>
             <w:r>
@@ -2586,7 +2586,7 @@
         </w:tc>
         <w:tc>
           <w:tcPr>
-            <w:tcW w:type="dxa" w:w="1728"/>
+            <w:tcW w:type="dxa" w:w="1984"/>
           </w:tcPr>
           <w:p>
             <w:r>
@@ -2605,7 +2605,7 @@
         </w:tc>
         <w:tc>
           <w:tcPr>
-            <w:tcW w:type="dxa" w:w="1728"/>
+            <w:tcW w:type="dxa" w:w="1984"/>
           </w:tcPr>
           <w:p>
             <w:r>
@@ -2626,7 +2626,7 @@
       <w:tr>
         <w:tc>
           <w:tcPr>
-            <w:tcW w:type="dxa" w:w="1728"/>
+            <w:tcW w:type="dxa" w:w="1984"/>
           </w:tcPr>
           <w:p>
             <w:r>
@@ -2645,7 +2645,7 @@
         </w:tc>
         <w:tc>
           <w:tcPr>
-            <w:tcW w:type="dxa" w:w="1728"/>
+            <w:tcW w:type="dxa" w:w="1984"/>
           </w:tcPr>
           <w:p>
             <w:r>
@@ -2664,7 +2664,7 @@
         </w:tc>
         <w:tc>
           <w:tcPr>
-            <w:tcW w:type="dxa" w:w="1728"/>
+            <w:tcW w:type="dxa" w:w="1984"/>
           </w:tcPr>
           <w:p>
             <w:r>
@@ -2683,7 +2683,7 @@
         </w:tc>
         <w:tc>
           <w:tcPr>
-            <w:tcW w:type="dxa" w:w="1728"/>
+            <w:tcW w:type="dxa" w:w="1984"/>
           </w:tcPr>
           <w:p>
             <w:r>
@@ -2702,7 +2702,7 @@
         </w:tc>
         <w:tc>
           <w:tcPr>
-            <w:tcW w:type="dxa" w:w="1728"/>
+            <w:tcW w:type="dxa" w:w="1984"/>
           </w:tcPr>
           <w:p>
             <w:r>
@@ -2758,20 +2758,20 @@
       <w:tblPr>
         <w:tblStyle w:val="TableGrid"/>
         <w:tblW w:type="auto" w:w="0"/>
-        <w:tblLayout w:type="autofit"/>
+        <w:tblLayout w:type="fixed"/>
         <w:tblLook w:firstColumn="1" w:firstRow="1" w:lastColumn="0" w:lastRow="0" w:noHBand="0" w:noVBand="1" w:val="04A0"/>
       </w:tblPr>
       <w:tblGrid>
-        <w:gridCol w:w="1728"/>
-        <w:gridCol w:w="1728"/>
-        <w:gridCol w:w="1728"/>
-        <w:gridCol w:w="1728"/>
-        <w:gridCol w:w="1728"/>
+        <w:gridCol w:w="1984"/>
+        <w:gridCol w:w="1984"/>
+        <w:gridCol w:w="1984"/>
+        <w:gridCol w:w="1984"/>
+        <w:gridCol w:w="1984"/>
       </w:tblGrid>
       <w:tr>
         <w:tc>
           <w:tcPr>
-            <w:tcW w:type="dxa" w:w="1728"/>
+            <w:tcW w:type="dxa" w:w="1984"/>
             <w:shd w:fill="D9E2F3"/>
           </w:tcPr>
           <w:p>
@@ -2793,7 +2793,7 @@
         </w:tc>
         <w:tc>
           <w:tcPr>
-            <w:tcW w:type="dxa" w:w="1728"/>
+            <w:tcW w:type="dxa" w:w="1984"/>
             <w:shd w:fill="D9E2F3"/>
           </w:tcPr>
           <w:p>
@@ -2815,7 +2815,7 @@
         </w:tc>
         <w:tc>
           <w:tcPr>
-            <w:tcW w:type="dxa" w:w="1728"/>
+            <w:tcW w:type="dxa" w:w="1984"/>
             <w:shd w:fill="D9E2F3"/>
           </w:tcPr>
           <w:p>
@@ -2837,7 +2837,7 @@
         </w:tc>
         <w:tc>
           <w:tcPr>
-            <w:tcW w:type="dxa" w:w="1728"/>
+            <w:tcW w:type="dxa" w:w="1984"/>
             <w:shd w:fill="D9E2F3"/>
           </w:tcPr>
           <w:p>
@@ -2859,7 +2859,7 @@
         </w:tc>
         <w:tc>
           <w:tcPr>
-            <w:tcW w:type="dxa" w:w="1728"/>
+            <w:tcW w:type="dxa" w:w="1984"/>
             <w:shd w:fill="D9E2F3"/>
           </w:tcPr>
           <w:p>
@@ -2883,7 +2883,7 @@
       <w:tr>
         <w:tc>
           <w:tcPr>
-            <w:tcW w:type="dxa" w:w="1728"/>
+            <w:tcW w:type="dxa" w:w="1984"/>
           </w:tcPr>
           <w:p>
             <w:r>
@@ -2902,7 +2902,7 @@
         </w:tc>
         <w:tc>
           <w:tcPr>
-            <w:tcW w:type="dxa" w:w="1728"/>
+            <w:tcW w:type="dxa" w:w="1984"/>
           </w:tcPr>
           <w:p>
             <w:r>
@@ -2921,7 +2921,7 @@
         </w:tc>
         <w:tc>
           <w:tcPr>
-            <w:tcW w:type="dxa" w:w="1728"/>
+            <w:tcW w:type="dxa" w:w="1984"/>
           </w:tcPr>
           <w:p>
             <w:r>
@@ -2940,7 +2940,7 @@
         </w:tc>
         <w:tc>
           <w:tcPr>
-            <w:tcW w:type="dxa" w:w="1728"/>
+            <w:tcW w:type="dxa" w:w="1984"/>
           </w:tcPr>
           <w:p>
             <w:r>
@@ -2959,7 +2959,7 @@
         </w:tc>
         <w:tc>
           <w:tcPr>
-            <w:tcW w:type="dxa" w:w="1728"/>
+            <w:tcW w:type="dxa" w:w="1984"/>
           </w:tcPr>
           <w:p>
             <w:r>
@@ -2980,7 +2980,7 @@
       <w:tr>
         <w:tc>
           <w:tcPr>
-            <w:tcW w:type="dxa" w:w="1728"/>
+            <w:tcW w:type="dxa" w:w="1984"/>
           </w:tcPr>
           <w:p>
             <w:r>
@@ -2999,7 +2999,7 @@
         </w:tc>
         <w:tc>
           <w:tcPr>
-            <w:tcW w:type="dxa" w:w="1728"/>
+            <w:tcW w:type="dxa" w:w="1984"/>
           </w:tcPr>
           <w:p>
             <w:r>
@@ -3018,7 +3018,7 @@
         </w:tc>
         <w:tc>
           <w:tcPr>
-            <w:tcW w:type="dxa" w:w="1728"/>
+            <w:tcW w:type="dxa" w:w="1984"/>
           </w:tcPr>
           <w:p>
             <w:r>
@@ -3037,7 +3037,7 @@
         </w:tc>
         <w:tc>
           <w:tcPr>
-            <w:tcW w:type="dxa" w:w="1728"/>
+            <w:tcW w:type="dxa" w:w="1984"/>
           </w:tcPr>
           <w:p>
             <w:r>
@@ -3056,7 +3056,7 @@
         </w:tc>
         <w:tc>
           <w:tcPr>
-            <w:tcW w:type="dxa" w:w="1728"/>
+            <w:tcW w:type="dxa" w:w="1984"/>
           </w:tcPr>
           <w:p>
             <w:r>
@@ -3077,7 +3077,7 @@
       <w:tr>
         <w:tc>
           <w:tcPr>
-            <w:tcW w:type="dxa" w:w="1728"/>
+            <w:tcW w:type="dxa" w:w="1984"/>
           </w:tcPr>
           <w:p>
             <w:r>
@@ -3096,7 +3096,7 @@
         </w:tc>
         <w:tc>
           <w:tcPr>
-            <w:tcW w:type="dxa" w:w="1728"/>
+            <w:tcW w:type="dxa" w:w="1984"/>
           </w:tcPr>
           <w:p>
             <w:r>
@@ -3115,7 +3115,7 @@
         </w:tc>
         <w:tc>
           <w:tcPr>
-            <w:tcW w:type="dxa" w:w="1728"/>
+            <w:tcW w:type="dxa" w:w="1984"/>
           </w:tcPr>
           <w:p>
             <w:r>
@@ -3134,7 +3134,7 @@
         </w:tc>
         <w:tc>
           <w:tcPr>
-            <w:tcW w:type="dxa" w:w="1728"/>
+            <w:tcW w:type="dxa" w:w="1984"/>
           </w:tcPr>
           <w:p>
             <w:r>
@@ -3153,7 +3153,7 @@
         </w:tc>
         <w:tc>
           <w:tcPr>
-            <w:tcW w:type="dxa" w:w="1728"/>
+            <w:tcW w:type="dxa" w:w="1984"/>
           </w:tcPr>
           <w:p>
             <w:r>
@@ -3174,7 +3174,7 @@
       <w:tr>
         <w:tc>
           <w:tcPr>
-            <w:tcW w:type="dxa" w:w="1728"/>
+            <w:tcW w:type="dxa" w:w="1984"/>
           </w:tcPr>
           <w:p>
             <w:r>
@@ -3193,7 +3193,7 @@
         </w:tc>
         <w:tc>
           <w:tcPr>
-            <w:tcW w:type="dxa" w:w="1728"/>
+            <w:tcW w:type="dxa" w:w="1984"/>
           </w:tcPr>
           <w:p>
             <w:r>
@@ -3212,7 +3212,7 @@
         </w:tc>
         <w:tc>
           <w:tcPr>
-            <w:tcW w:type="dxa" w:w="1728"/>
+            <w:tcW w:type="dxa" w:w="1984"/>
           </w:tcPr>
           <w:p>
             <w:r>
@@ -3231,7 +3231,7 @@
         </w:tc>
         <w:tc>
           <w:tcPr>
-            <w:tcW w:type="dxa" w:w="1728"/>
+            <w:tcW w:type="dxa" w:w="1984"/>
           </w:tcPr>
           <w:p>
             <w:r>
@@ -3250,7 +3250,7 @@
         </w:tc>
         <w:tc>
           <w:tcPr>
-            <w:tcW w:type="dxa" w:w="1728"/>
+            <w:tcW w:type="dxa" w:w="1984"/>
           </w:tcPr>
           <w:p>
             <w:r>
@@ -3306,20 +3306,20 @@
       <w:tblPr>
         <w:tblStyle w:val="TableGrid"/>
         <w:tblW w:type="auto" w:w="0"/>
-        <w:tblLayout w:type="autofit"/>
+        <w:tblLayout w:type="fixed"/>
         <w:tblLook w:firstColumn="1" w:firstRow="1" w:lastColumn="0" w:lastRow="0" w:noHBand="0" w:noVBand="1" w:val="04A0"/>
       </w:tblPr>
       <w:tblGrid>
-        <w:gridCol w:w="1728"/>
-        <w:gridCol w:w="1728"/>
-        <w:gridCol w:w="1728"/>
-        <w:gridCol w:w="1728"/>
-        <w:gridCol w:w="1728"/>
+        <w:gridCol w:w="1984"/>
+        <w:gridCol w:w="1984"/>
+        <w:gridCol w:w="1984"/>
+        <w:gridCol w:w="1984"/>
+        <w:gridCol w:w="1984"/>
       </w:tblGrid>
       <w:tr>
         <w:tc>
           <w:tcPr>
-            <w:tcW w:type="dxa" w:w="1728"/>
+            <w:tcW w:type="dxa" w:w="1984"/>
             <w:shd w:fill="D9E2F3"/>
           </w:tcPr>
           <w:p>
@@ -3341,7 +3341,7 @@
         </w:tc>
         <w:tc>
           <w:tcPr>
-            <w:tcW w:type="dxa" w:w="1728"/>
+            <w:tcW w:type="dxa" w:w="1984"/>
             <w:shd w:fill="D9E2F3"/>
           </w:tcPr>
           <w:p>
@@ -3363,7 +3363,7 @@
         </w:tc>
         <w:tc>
           <w:tcPr>
-            <w:tcW w:type="dxa" w:w="1728"/>
+            <w:tcW w:type="dxa" w:w="1984"/>
             <w:shd w:fill="D9E2F3"/>
           </w:tcPr>
           <w:p>
@@ -3385,7 +3385,7 @@
         </w:tc>
         <w:tc>
           <w:tcPr>
-            <w:tcW w:type="dxa" w:w="1728"/>
+            <w:tcW w:type="dxa" w:w="1984"/>
             <w:shd w:fill="D9E2F3"/>
           </w:tcPr>
           <w:p>
@@ -3407,7 +3407,7 @@
         </w:tc>
         <w:tc>
           <w:tcPr>
-            <w:tcW w:type="dxa" w:w="1728"/>
+            <w:tcW w:type="dxa" w:w="1984"/>
             <w:shd w:fill="D9E2F3"/>
           </w:tcPr>
           <w:p>
@@ -3431,7 +3431,7 @@
       <w:tr>
         <w:tc>
           <w:tcPr>
-            <w:tcW w:type="dxa" w:w="1728"/>
+            <w:tcW w:type="dxa" w:w="1984"/>
           </w:tcPr>
           <w:p>
             <w:r>
@@ -3450,7 +3450,7 @@
         </w:tc>
         <w:tc>
           <w:tcPr>
-            <w:tcW w:type="dxa" w:w="1728"/>
+            <w:tcW w:type="dxa" w:w="1984"/>
           </w:tcPr>
           <w:p>
             <w:r>
@@ -3469,7 +3469,7 @@
         </w:tc>
         <w:tc>
           <w:tcPr>
-            <w:tcW w:type="dxa" w:w="1728"/>
+            <w:tcW w:type="dxa" w:w="1984"/>
           </w:tcPr>
           <w:p>
             <w:r>
@@ -3488,7 +3488,7 @@
         </w:tc>
         <w:tc>
           <w:tcPr>
-            <w:tcW w:type="dxa" w:w="1728"/>
+            <w:tcW w:type="dxa" w:w="1984"/>
           </w:tcPr>
           <w:p>
             <w:r>
@@ -3507,7 +3507,7 @@
         </w:tc>
         <w:tc>
           <w:tcPr>
-            <w:tcW w:type="dxa" w:w="1728"/>
+            <w:tcW w:type="dxa" w:w="1984"/>
           </w:tcPr>
           <w:p>
             <w:r>
@@ -3528,7 +3528,7 @@
       <w:tr>
         <w:tc>
           <w:tcPr>
-            <w:tcW w:type="dxa" w:w="1728"/>
+            <w:tcW w:type="dxa" w:w="1984"/>
           </w:tcPr>
           <w:p>
             <w:r>
@@ -3547,7 +3547,7 @@
         </w:tc>
         <w:tc>
           <w:tcPr>
-            <w:tcW w:type="dxa" w:w="1728"/>
+            <w:tcW w:type="dxa" w:w="1984"/>
           </w:tcPr>
           <w:p>
             <w:r>
@@ -3566,7 +3566,7 @@
         </w:tc>
         <w:tc>
           <w:tcPr>
-            <w:tcW w:type="dxa" w:w="1728"/>
+            <w:tcW w:type="dxa" w:w="1984"/>
           </w:tcPr>
           <w:p>
             <w:r>
@@ -3585,7 +3585,7 @@
         </w:tc>
         <w:tc>
           <w:tcPr>
-            <w:tcW w:type="dxa" w:w="1728"/>
+            <w:tcW w:type="dxa" w:w="1984"/>
           </w:tcPr>
           <w:p>
             <w:r>
@@ -3604,7 +3604,7 @@
         </w:tc>
         <w:tc>
           <w:tcPr>
-            <w:tcW w:type="dxa" w:w="1728"/>
+            <w:tcW w:type="dxa" w:w="1984"/>
           </w:tcPr>
           <w:p>
             <w:r>
@@ -3625,7 +3625,7 @@
       <w:tr>
         <w:tc>
           <w:tcPr>
-            <w:tcW w:type="dxa" w:w="1728"/>
+            <w:tcW w:type="dxa" w:w="1984"/>
           </w:tcPr>
           <w:p>
             <w:r>
@@ -3644,7 +3644,7 @@
         </w:tc>
         <w:tc>
           <w:tcPr>
-            <w:tcW w:type="dxa" w:w="1728"/>
+            <w:tcW w:type="dxa" w:w="1984"/>
           </w:tcPr>
           <w:p>
             <w:r>
@@ -3663,7 +3663,7 @@
         </w:tc>
         <w:tc>
           <w:tcPr>
-            <w:tcW w:type="dxa" w:w="1728"/>
+            <w:tcW w:type="dxa" w:w="1984"/>
           </w:tcPr>
           <w:p>
             <w:r>
@@ -3682,7 +3682,7 @@
         </w:tc>
         <w:tc>
           <w:tcPr>
-            <w:tcW w:type="dxa" w:w="1728"/>
+            <w:tcW w:type="dxa" w:w="1984"/>
           </w:tcPr>
           <w:p>
             <w:r>
@@ -3701,7 +3701,7 @@
         </w:tc>
         <w:tc>
           <w:tcPr>
-            <w:tcW w:type="dxa" w:w="1728"/>
+            <w:tcW w:type="dxa" w:w="1984"/>
           </w:tcPr>
           <w:p>
             <w:r>
@@ -3722,7 +3722,7 @@
       <w:tr>
         <w:tc>
           <w:tcPr>
-            <w:tcW w:type="dxa" w:w="1728"/>
+            <w:tcW w:type="dxa" w:w="1984"/>
           </w:tcPr>
           <w:p>
             <w:r>
@@ -3741,7 +3741,7 @@
         </w:tc>
         <w:tc>
           <w:tcPr>
-            <w:tcW w:type="dxa" w:w="1728"/>
+            <w:tcW w:type="dxa" w:w="1984"/>
           </w:tcPr>
           <w:p>
             <w:r>
@@ -3760,7 +3760,7 @@
         </w:tc>
         <w:tc>
           <w:tcPr>
-            <w:tcW w:type="dxa" w:w="1728"/>
+            <w:tcW w:type="dxa" w:w="1984"/>
           </w:tcPr>
           <w:p>
             <w:r>
@@ -3779,7 +3779,7 @@
         </w:tc>
         <w:tc>
           <w:tcPr>
-            <w:tcW w:type="dxa" w:w="1728"/>
+            <w:tcW w:type="dxa" w:w="1984"/>
           </w:tcPr>
           <w:p>
             <w:r>
@@ -3798,7 +3798,7 @@
         </w:tc>
         <w:tc>
           <w:tcPr>
-            <w:tcW w:type="dxa" w:w="1728"/>
+            <w:tcW w:type="dxa" w:w="1984"/>
           </w:tcPr>
           <w:p>
             <w:r>
@@ -3819,7 +3819,7 @@
       <w:tr>
         <w:tc>
           <w:tcPr>
-            <w:tcW w:type="dxa" w:w="1728"/>
+            <w:tcW w:type="dxa" w:w="1984"/>
           </w:tcPr>
           <w:p>
             <w:r>
@@ -3838,7 +3838,7 @@
         </w:tc>
         <w:tc>
           <w:tcPr>
-            <w:tcW w:type="dxa" w:w="1728"/>
+            <w:tcW w:type="dxa" w:w="1984"/>
           </w:tcPr>
           <w:p>
             <w:r>
@@ -3857,7 +3857,7 @@
         </w:tc>
         <w:tc>
           <w:tcPr>
-            <w:tcW w:type="dxa" w:w="1728"/>
+            <w:tcW w:type="dxa" w:w="1984"/>
           </w:tcPr>
           <w:p>
             <w:r>
@@ -3876,7 +3876,7 @@
         </w:tc>
         <w:tc>
           <w:tcPr>
-            <w:tcW w:type="dxa" w:w="1728"/>
+            <w:tcW w:type="dxa" w:w="1984"/>
           </w:tcPr>
           <w:p>
             <w:r>
@@ -3895,7 +3895,7 @@
         </w:tc>
         <w:tc>
           <w:tcPr>
-            <w:tcW w:type="dxa" w:w="1728"/>
+            <w:tcW w:type="dxa" w:w="1984"/>
           </w:tcPr>
           <w:p>
             <w:r>
@@ -3916,7 +3916,7 @@
       <w:tr>
         <w:tc>
           <w:tcPr>
-            <w:tcW w:type="dxa" w:w="1728"/>
+            <w:tcW w:type="dxa" w:w="1984"/>
           </w:tcPr>
           <w:p>
             <w:r>
@@ -3935,7 +3935,7 @@
         </w:tc>
         <w:tc>
           <w:tcPr>
-            <w:tcW w:type="dxa" w:w="1728"/>
+            <w:tcW w:type="dxa" w:w="1984"/>
           </w:tcPr>
           <w:p>
             <w:r>
@@ -3954,7 +3954,7 @@
         </w:tc>
         <w:tc>
           <w:tcPr>
-            <w:tcW w:type="dxa" w:w="1728"/>
+            <w:tcW w:type="dxa" w:w="1984"/>
           </w:tcPr>
           <w:p>
             <w:r>
@@ -3973,7 +3973,7 @@
         </w:tc>
         <w:tc>
           <w:tcPr>
-            <w:tcW w:type="dxa" w:w="1728"/>
+            <w:tcW w:type="dxa" w:w="1984"/>
           </w:tcPr>
           <w:p>
             <w:r>
@@ -3992,7 +3992,7 @@
         </w:tc>
         <w:tc>
           <w:tcPr>
-            <w:tcW w:type="dxa" w:w="1728"/>
+            <w:tcW w:type="dxa" w:w="1984"/>
           </w:tcPr>
           <w:p>
             <w:r>
@@ -4013,7 +4013,7 @@
       <w:tr>
         <w:tc>
           <w:tcPr>
-            <w:tcW w:type="dxa" w:w="1728"/>
+            <w:tcW w:type="dxa" w:w="1984"/>
           </w:tcPr>
           <w:p>
             <w:r>
@@ -4032,7 +4032,7 @@
         </w:tc>
         <w:tc>
           <w:tcPr>
-            <w:tcW w:type="dxa" w:w="1728"/>
+            <w:tcW w:type="dxa" w:w="1984"/>
           </w:tcPr>
           <w:p>
             <w:r>
@@ -4051,7 +4051,7 @@
         </w:tc>
         <w:tc>
           <w:tcPr>
-            <w:tcW w:type="dxa" w:w="1728"/>
+            <w:tcW w:type="dxa" w:w="1984"/>
           </w:tcPr>
           <w:p>
             <w:r>
@@ -4070,7 +4070,7 @@
         </w:tc>
         <w:tc>
           <w:tcPr>
-            <w:tcW w:type="dxa" w:w="1728"/>
+            <w:tcW w:type="dxa" w:w="1984"/>
           </w:tcPr>
           <w:p>
             <w:r>
@@ -4089,7 +4089,7 @@
         </w:tc>
         <w:tc>
           <w:tcPr>
-            <w:tcW w:type="dxa" w:w="1728"/>
+            <w:tcW w:type="dxa" w:w="1984"/>
           </w:tcPr>
           <w:p>
             <w:r>
@@ -4110,7 +4110,7 @@
       <w:tr>
         <w:tc>
           <w:tcPr>
-            <w:tcW w:type="dxa" w:w="1728"/>
+            <w:tcW w:type="dxa" w:w="1984"/>
           </w:tcPr>
           <w:p>
             <w:r>
@@ -4129,7 +4129,7 @@
         </w:tc>
         <w:tc>
           <w:tcPr>
-            <w:tcW w:type="dxa" w:w="1728"/>
+            <w:tcW w:type="dxa" w:w="1984"/>
           </w:tcPr>
           <w:p>
             <w:r>
@@ -4148,7 +4148,7 @@
         </w:tc>
         <w:tc>
           <w:tcPr>
-            <w:tcW w:type="dxa" w:w="1728"/>
+            <w:tcW w:type="dxa" w:w="1984"/>
           </w:tcPr>
           <w:p>
             <w:r>
@@ -4167,7 +4167,7 @@
         </w:tc>
         <w:tc>
           <w:tcPr>
-            <w:tcW w:type="dxa" w:w="1728"/>
+            <w:tcW w:type="dxa" w:w="1984"/>
           </w:tcPr>
           <w:p>
             <w:r>
@@ -4186,7 +4186,7 @@
         </w:tc>
         <w:tc>
           <w:tcPr>
-            <w:tcW w:type="dxa" w:w="1728"/>
+            <w:tcW w:type="dxa" w:w="1984"/>
           </w:tcPr>
           <w:p>
             <w:r>
@@ -4207,7 +4207,7 @@
       <w:tr>
         <w:tc>
           <w:tcPr>
-            <w:tcW w:type="dxa" w:w="1728"/>
+            <w:tcW w:type="dxa" w:w="1984"/>
           </w:tcPr>
           <w:p>
             <w:r>
@@ -4226,7 +4226,7 @@
         </w:tc>
         <w:tc>
           <w:tcPr>
-            <w:tcW w:type="dxa" w:w="1728"/>
+            <w:tcW w:type="dxa" w:w="1984"/>
           </w:tcPr>
           <w:p>
             <w:r>
@@ -4245,7 +4245,7 @@
         </w:tc>
         <w:tc>
           <w:tcPr>
-            <w:tcW w:type="dxa" w:w="1728"/>
+            <w:tcW w:type="dxa" w:w="1984"/>
           </w:tcPr>
           <w:p>
             <w:r>
@@ -4264,7 +4264,7 @@
         </w:tc>
         <w:tc>
           <w:tcPr>
-            <w:tcW w:type="dxa" w:w="1728"/>
+            <w:tcW w:type="dxa" w:w="1984"/>
           </w:tcPr>
           <w:p>
             <w:r>
@@ -4283,7 +4283,7 @@
         </w:tc>
         <w:tc>
           <w:tcPr>
-            <w:tcW w:type="dxa" w:w="1728"/>
+            <w:tcW w:type="dxa" w:w="1984"/>
           </w:tcPr>
           <w:p>
             <w:r>
@@ -4304,7 +4304,7 @@
       <w:tr>
         <w:tc>
           <w:tcPr>
-            <w:tcW w:type="dxa" w:w="1728"/>
+            <w:tcW w:type="dxa" w:w="1984"/>
           </w:tcPr>
           <w:p>
             <w:r>
@@ -4323,7 +4323,7 @@
         </w:tc>
         <w:tc>
           <w:tcPr>
-            <w:tcW w:type="dxa" w:w="1728"/>
+            <w:tcW w:type="dxa" w:w="1984"/>
           </w:tcPr>
           <w:p>
             <w:r>
@@ -4342,7 +4342,7 @@
         </w:tc>
         <w:tc>
           <w:tcPr>
-            <w:tcW w:type="dxa" w:w="1728"/>
+            <w:tcW w:type="dxa" w:w="1984"/>
           </w:tcPr>
           <w:p>
             <w:r>
@@ -4361,7 +4361,7 @@
         </w:tc>
         <w:tc>
           <w:tcPr>
-            <w:tcW w:type="dxa" w:w="1728"/>
+            <w:tcW w:type="dxa" w:w="1984"/>
           </w:tcPr>
           <w:p>
             <w:r>
@@ -4380,7 +4380,7 @@
         </w:tc>
         <w:tc>
           <w:tcPr>
-            <w:tcW w:type="dxa" w:w="1728"/>
+            <w:tcW w:type="dxa" w:w="1984"/>
           </w:tcPr>
           <w:p>
             <w:r>
@@ -4401,7 +4401,7 @@
       <w:tr>
         <w:tc>
           <w:tcPr>
-            <w:tcW w:type="dxa" w:w="1728"/>
+            <w:tcW w:type="dxa" w:w="1984"/>
           </w:tcPr>
           <w:p>
             <w:r>
@@ -4420,7 +4420,7 @@
         </w:tc>
         <w:tc>
           <w:tcPr>
-            <w:tcW w:type="dxa" w:w="1728"/>
+            <w:tcW w:type="dxa" w:w="1984"/>
           </w:tcPr>
           <w:p>
             <w:r>
@@ -4439,7 +4439,7 @@
         </w:tc>
         <w:tc>
           <w:tcPr>
-            <w:tcW w:type="dxa" w:w="1728"/>
+            <w:tcW w:type="dxa" w:w="1984"/>
           </w:tcPr>
           <w:p>
             <w:r>
@@ -4458,7 +4458,7 @@
         </w:tc>
         <w:tc>
           <w:tcPr>
-            <w:tcW w:type="dxa" w:w="1728"/>
+            <w:tcW w:type="dxa" w:w="1984"/>
           </w:tcPr>
           <w:p>
             <w:r>
@@ -4477,7 +4477,7 @@
         </w:tc>
         <w:tc>
           <w:tcPr>
-            <w:tcW w:type="dxa" w:w="1728"/>
+            <w:tcW w:type="dxa" w:w="1984"/>
           </w:tcPr>
           <w:p>
             <w:r>
@@ -4554,20 +4554,20 @@
       <w:tblPr>
         <w:tblStyle w:val="TableGrid"/>
         <w:tblW w:type="auto" w:w="0"/>
-        <w:tblLayout w:type="autofit"/>
+        <w:tblLayout w:type="fixed"/>
         <w:tblLook w:firstColumn="1" w:firstRow="1" w:lastColumn="0" w:lastRow="0" w:noHBand="0" w:noVBand="1" w:val="04A0"/>
       </w:tblPr>
       <w:tblGrid>
-        <w:gridCol w:w="1728"/>
-        <w:gridCol w:w="1728"/>
-        <w:gridCol w:w="1728"/>
-        <w:gridCol w:w="1728"/>
-        <w:gridCol w:w="1728"/>
+        <w:gridCol w:w="1984"/>
+        <w:gridCol w:w="1984"/>
+        <w:gridCol w:w="1984"/>
+        <w:gridCol w:w="1984"/>
+        <w:gridCol w:w="1984"/>
       </w:tblGrid>
       <w:tr>
         <w:tc>
           <w:tcPr>
-            <w:tcW w:type="dxa" w:w="1728"/>
+            <w:tcW w:type="dxa" w:w="1984"/>
             <w:shd w:fill="D9E2F3"/>
           </w:tcPr>
           <w:p>
@@ -4589,7 +4589,7 @@
         </w:tc>
         <w:tc>
           <w:tcPr>
-            <w:tcW w:type="dxa" w:w="1728"/>
+            <w:tcW w:type="dxa" w:w="1984"/>
             <w:shd w:fill="D9E2F3"/>
           </w:tcPr>
           <w:p>
@@ -4611,7 +4611,7 @@
         </w:tc>
         <w:tc>
           <w:tcPr>
-            <w:tcW w:type="dxa" w:w="1728"/>
+            <w:tcW w:type="dxa" w:w="1984"/>
             <w:shd w:fill="D9E2F3"/>
           </w:tcPr>
           <w:p>
@@ -4633,7 +4633,7 @@
         </w:tc>
         <w:tc>
           <w:tcPr>
-            <w:tcW w:type="dxa" w:w="1728"/>
+            <w:tcW w:type="dxa" w:w="1984"/>
             <w:shd w:fill="D9E2F3"/>
           </w:tcPr>
           <w:p>
@@ -4655,7 +4655,7 @@
         </w:tc>
         <w:tc>
           <w:tcPr>
-            <w:tcW w:type="dxa" w:w="1728"/>
+            <w:tcW w:type="dxa" w:w="1984"/>
             <w:shd w:fill="D9E2F3"/>
           </w:tcPr>
           <w:p>
@@ -4679,7 +4679,7 @@
       <w:tr>
         <w:tc>
           <w:tcPr>
-            <w:tcW w:type="dxa" w:w="1728"/>
+            <w:tcW w:type="dxa" w:w="1984"/>
           </w:tcPr>
           <w:p>
             <w:r>
@@ -4698,7 +4698,7 @@
         </w:tc>
         <w:tc>
           <w:tcPr>
-            <w:tcW w:type="dxa" w:w="1728"/>
+            <w:tcW w:type="dxa" w:w="1984"/>
           </w:tcPr>
           <w:p>
             <w:r>
@@ -4717,7 +4717,7 @@
         </w:tc>
         <w:tc>
           <w:tcPr>
-            <w:tcW w:type="dxa" w:w="1728"/>
+            <w:tcW w:type="dxa" w:w="1984"/>
           </w:tcPr>
           <w:p>
             <w:r>
@@ -4736,7 +4736,7 @@
         </w:tc>
         <w:tc>
           <w:tcPr>
-            <w:tcW w:type="dxa" w:w="1728"/>
+            <w:tcW w:type="dxa" w:w="1984"/>
           </w:tcPr>
           <w:p>
             <w:r>
@@ -4755,7 +4755,7 @@
         </w:tc>
         <w:tc>
           <w:tcPr>
-            <w:tcW w:type="dxa" w:w="1728"/>
+            <w:tcW w:type="dxa" w:w="1984"/>
           </w:tcPr>
           <w:p>
             <w:r>
@@ -4776,7 +4776,7 @@
       <w:tr>
         <w:tc>
           <w:tcPr>
-            <w:tcW w:type="dxa" w:w="1728"/>
+            <w:tcW w:type="dxa" w:w="1984"/>
           </w:tcPr>
           <w:p>
             <w:r>
@@ -4795,7 +4795,7 @@
         </w:tc>
         <w:tc>
           <w:tcPr>
-            <w:tcW w:type="dxa" w:w="1728"/>
+            <w:tcW w:type="dxa" w:w="1984"/>
           </w:tcPr>
           <w:p>
             <w:r>
@@ -4814,7 +4814,7 @@
         </w:tc>
         <w:tc>
           <w:tcPr>
-            <w:tcW w:type="dxa" w:w="1728"/>
+            <w:tcW w:type="dxa" w:w="1984"/>
           </w:tcPr>
           <w:p>
             <w:r>
@@ -4833,7 +4833,7 @@
         </w:tc>
         <w:tc>
           <w:tcPr>
-            <w:tcW w:type="dxa" w:w="1728"/>
+            <w:tcW w:type="dxa" w:w="1984"/>
           </w:tcPr>
           <w:p>
             <w:r>
@@ -4852,7 +4852,7 @@
         </w:tc>
         <w:tc>
           <w:tcPr>
-            <w:tcW w:type="dxa" w:w="1728"/>
+            <w:tcW w:type="dxa" w:w="1984"/>
           </w:tcPr>
           <w:p>
             <w:r>
@@ -4873,7 +4873,7 @@
       <w:tr>
         <w:tc>
           <w:tcPr>
-            <w:tcW w:type="dxa" w:w="1728"/>
+            <w:tcW w:type="dxa" w:w="1984"/>
           </w:tcPr>
           <w:p>
             <w:r>
@@ -4892,7 +4892,7 @@
         </w:tc>
         <w:tc>
           <w:tcPr>
-            <w:tcW w:type="dxa" w:w="1728"/>
+            <w:tcW w:type="dxa" w:w="1984"/>
           </w:tcPr>
           <w:p>
             <w:r>
@@ -4911,7 +4911,7 @@
         </w:tc>
         <w:tc>
           <w:tcPr>
-            <w:tcW w:type="dxa" w:w="1728"/>
+            <w:tcW w:type="dxa" w:w="1984"/>
           </w:tcPr>
           <w:p>
             <w:r>
@@ -4930,7 +4930,7 @@
         </w:tc>
         <w:tc>
           <w:tcPr>
-            <w:tcW w:type="dxa" w:w="1728"/>
+            <w:tcW w:type="dxa" w:w="1984"/>
           </w:tcPr>
           <w:p>
             <w:r>
@@ -4949,7 +4949,7 @@
         </w:tc>
         <w:tc>
           <w:tcPr>
-            <w:tcW w:type="dxa" w:w="1728"/>
+            <w:tcW w:type="dxa" w:w="1984"/>
           </w:tcPr>
           <w:p>
             <w:r>
@@ -4970,7 +4970,7 @@
       <w:tr>
         <w:tc>
           <w:tcPr>
-            <w:tcW w:type="dxa" w:w="1728"/>
+            <w:tcW w:type="dxa" w:w="1984"/>
           </w:tcPr>
           <w:p>
             <w:r>
@@ -4989,7 +4989,7 @@
         </w:tc>
         <w:tc>
           <w:tcPr>
-            <w:tcW w:type="dxa" w:w="1728"/>
+            <w:tcW w:type="dxa" w:w="1984"/>
           </w:tcPr>
           <w:p>
             <w:r>
@@ -5008,7 +5008,7 @@
         </w:tc>
         <w:tc>
           <w:tcPr>
-            <w:tcW w:type="dxa" w:w="1728"/>
+            <w:tcW w:type="dxa" w:w="1984"/>
           </w:tcPr>
           <w:p>
             <w:r>
@@ -5027,7 +5027,7 @@
         </w:tc>
         <w:tc>
           <w:tcPr>
-            <w:tcW w:type="dxa" w:w="1728"/>
+            <w:tcW w:type="dxa" w:w="1984"/>
           </w:tcPr>
           <w:p>
             <w:r>
@@ -5046,7 +5046,7 @@
         </w:tc>
         <w:tc>
           <w:tcPr>
-            <w:tcW w:type="dxa" w:w="1728"/>
+            <w:tcW w:type="dxa" w:w="1984"/>
           </w:tcPr>
           <w:p>
             <w:r>
@@ -5067,7 +5067,7 @@
       <w:tr>
         <w:tc>
           <w:tcPr>
-            <w:tcW w:type="dxa" w:w="1728"/>
+            <w:tcW w:type="dxa" w:w="1984"/>
           </w:tcPr>
           <w:p>
             <w:r>
@@ -5087,7 +5087,7 @@
         </w:tc>
         <w:tc>
           <w:tcPr>
-            <w:tcW w:type="dxa" w:w="1728"/>
+            <w:tcW w:type="dxa" w:w="1984"/>
           </w:tcPr>
           <w:p>
             <w:r>
@@ -5107,7 +5107,7 @@
         </w:tc>
         <w:tc>
           <w:tcPr>
-            <w:tcW w:type="dxa" w:w="1728"/>
+            <w:tcW w:type="dxa" w:w="1984"/>
           </w:tcPr>
           <w:p>
             <w:r>
@@ -5126,7 +5126,7 @@
         </w:tc>
         <w:tc>
           <w:tcPr>
-            <w:tcW w:type="dxa" w:w="1728"/>
+            <w:tcW w:type="dxa" w:w="1984"/>
           </w:tcPr>
           <w:p>
             <w:r>
@@ -5145,7 +5145,7 @@
         </w:tc>
         <w:tc>
           <w:tcPr>
-            <w:tcW w:type="dxa" w:w="1728"/>
+            <w:tcW w:type="dxa" w:w="1984"/>
           </w:tcPr>
           <w:p>
             <w:r>
@@ -5201,20 +5201,20 @@
       <w:tblPr>
         <w:tblStyle w:val="TableGrid"/>
         <w:tblW w:type="auto" w:w="0"/>
-        <w:tblLayout w:type="autofit"/>
+        <w:tblLayout w:type="fixed"/>
         <w:tblLook w:firstColumn="1" w:firstRow="1" w:lastColumn="0" w:lastRow="0" w:noHBand="0" w:noVBand="1" w:val="04A0"/>
       </w:tblPr>
       <w:tblGrid>
-        <w:gridCol w:w="1728"/>
-        <w:gridCol w:w="1728"/>
-        <w:gridCol w:w="1728"/>
-        <w:gridCol w:w="1728"/>
-        <w:gridCol w:w="1728"/>
+        <w:gridCol w:w="1984"/>
+        <w:gridCol w:w="1984"/>
+        <w:gridCol w:w="1984"/>
+        <w:gridCol w:w="1984"/>
+        <w:gridCol w:w="1984"/>
       </w:tblGrid>
       <w:tr>
         <w:tc>
           <w:tcPr>
-            <w:tcW w:type="dxa" w:w="1728"/>
+            <w:tcW w:type="dxa" w:w="1984"/>
             <w:shd w:fill="D9E2F3"/>
           </w:tcPr>
           <w:p>
@@ -5236,7 +5236,7 @@
         </w:tc>
         <w:tc>
           <w:tcPr>
-            <w:tcW w:type="dxa" w:w="1728"/>
+            <w:tcW w:type="dxa" w:w="1984"/>
             <w:shd w:fill="D9E2F3"/>
           </w:tcPr>
           <w:p>
@@ -5258,7 +5258,7 @@
         </w:tc>
         <w:tc>
           <w:tcPr>
-            <w:tcW w:type="dxa" w:w="1728"/>
+            <w:tcW w:type="dxa" w:w="1984"/>
             <w:shd w:fill="D9E2F3"/>
           </w:tcPr>
           <w:p>
@@ -5280,7 +5280,7 @@
         </w:tc>
         <w:tc>
           <w:tcPr>
-            <w:tcW w:type="dxa" w:w="1728"/>
+            <w:tcW w:type="dxa" w:w="1984"/>
             <w:shd w:fill="D9E2F3"/>
           </w:tcPr>
           <w:p>
@@ -5302,7 +5302,7 @@
         </w:tc>
         <w:tc>
           <w:tcPr>
-            <w:tcW w:type="dxa" w:w="1728"/>
+            <w:tcW w:type="dxa" w:w="1984"/>
             <w:shd w:fill="D9E2F3"/>
           </w:tcPr>
           <w:p>
@@ -5326,7 +5326,7 @@
       <w:tr>
         <w:tc>
           <w:tcPr>
-            <w:tcW w:type="dxa" w:w="1728"/>
+            <w:tcW w:type="dxa" w:w="1984"/>
           </w:tcPr>
           <w:p>
             <w:r>
@@ -5345,7 +5345,7 @@
         </w:tc>
         <w:tc>
           <w:tcPr>
-            <w:tcW w:type="dxa" w:w="1728"/>
+            <w:tcW w:type="dxa" w:w="1984"/>
           </w:tcPr>
           <w:p>
             <w:r>
@@ -5364,7 +5364,7 @@
         </w:tc>
         <w:tc>
           <w:tcPr>
-            <w:tcW w:type="dxa" w:w="1728"/>
+            <w:tcW w:type="dxa" w:w="1984"/>
           </w:tcPr>
           <w:p>
             <w:r>
@@ -5383,7 +5383,7 @@
         </w:tc>
         <w:tc>
           <w:tcPr>
-            <w:tcW w:type="dxa" w:w="1728"/>
+            <w:tcW w:type="dxa" w:w="1984"/>
           </w:tcPr>
           <w:p>
             <w:r>
@@ -5402,7 +5402,7 @@
         </w:tc>
         <w:tc>
           <w:tcPr>
-            <w:tcW w:type="dxa" w:w="1728"/>
+            <w:tcW w:type="dxa" w:w="1984"/>
           </w:tcPr>
           <w:p>
             <w:r>
@@ -5423,7 +5423,7 @@
       <w:tr>
         <w:tc>
           <w:tcPr>
-            <w:tcW w:type="dxa" w:w="1728"/>
+            <w:tcW w:type="dxa" w:w="1984"/>
           </w:tcPr>
           <w:p>
             <w:r>
@@ -5443,7 +5443,7 @@
         </w:tc>
         <w:tc>
           <w:tcPr>
-            <w:tcW w:type="dxa" w:w="1728"/>
+            <w:tcW w:type="dxa" w:w="1984"/>
           </w:tcPr>
           <w:p>
             <w:r>
@@ -5463,7 +5463,7 @@
         </w:tc>
         <w:tc>
           <w:tcPr>
-            <w:tcW w:type="dxa" w:w="1728"/>
+            <w:tcW w:type="dxa" w:w="1984"/>
           </w:tcPr>
           <w:p>
             <w:r>
@@ -5482,7 +5482,7 @@
         </w:tc>
         <w:tc>
           <w:tcPr>
-            <w:tcW w:type="dxa" w:w="1728"/>
+            <w:tcW w:type="dxa" w:w="1984"/>
           </w:tcPr>
           <w:p>
             <w:r>
@@ -5501,7 +5501,7 @@
         </w:tc>
         <w:tc>
           <w:tcPr>
-            <w:tcW w:type="dxa" w:w="1728"/>
+            <w:tcW w:type="dxa" w:w="1984"/>
           </w:tcPr>
           <w:p>
             <w:r>
@@ -5557,20 +5557,20 @@
       <w:tblPr>
         <w:tblStyle w:val="TableGrid"/>
         <w:tblW w:type="auto" w:w="0"/>
-        <w:tblLayout w:type="autofit"/>
+        <w:tblLayout w:type="fixed"/>
         <w:tblLook w:firstColumn="1" w:firstRow="1" w:lastColumn="0" w:lastRow="0" w:noHBand="0" w:noVBand="1" w:val="04A0"/>
       </w:tblPr>
       <w:tblGrid>
-        <w:gridCol w:w="1728"/>
-        <w:gridCol w:w="1728"/>
-        <w:gridCol w:w="1728"/>
-        <w:gridCol w:w="1728"/>
-        <w:gridCol w:w="1728"/>
+        <w:gridCol w:w="1984"/>
+        <w:gridCol w:w="1984"/>
+        <w:gridCol w:w="1984"/>
+        <w:gridCol w:w="1984"/>
+        <w:gridCol w:w="1984"/>
       </w:tblGrid>
       <w:tr>
         <w:tc>
           <w:tcPr>
-            <w:tcW w:type="dxa" w:w="1728"/>
+            <w:tcW w:type="dxa" w:w="1984"/>
             <w:shd w:fill="D9E2F3"/>
           </w:tcPr>
           <w:p>
@@ -5592,7 +5592,7 @@
         </w:tc>
         <w:tc>
           <w:tcPr>
-            <w:tcW w:type="dxa" w:w="1728"/>
+            <w:tcW w:type="dxa" w:w="1984"/>
             <w:shd w:fill="D9E2F3"/>
           </w:tcPr>
           <w:p>
@@ -5614,7 +5614,7 @@
         </w:tc>
         <w:tc>
           <w:tcPr>
-            <w:tcW w:type="dxa" w:w="1728"/>
+            <w:tcW w:type="dxa" w:w="1984"/>
             <w:shd w:fill="D9E2F3"/>
           </w:tcPr>
           <w:p>
@@ -5636,7 +5636,7 @@
         </w:tc>
         <w:tc>
           <w:tcPr>
-            <w:tcW w:type="dxa" w:w="1728"/>
+            <w:tcW w:type="dxa" w:w="1984"/>
             <w:shd w:fill="D9E2F3"/>
           </w:tcPr>
           <w:p>
@@ -5658,7 +5658,7 @@
         </w:tc>
         <w:tc>
           <w:tcPr>
-            <w:tcW w:type="dxa" w:w="1728"/>
+            <w:tcW w:type="dxa" w:w="1984"/>
             <w:shd w:fill="D9E2F3"/>
           </w:tcPr>
           <w:p>
@@ -5682,7 +5682,7 @@
       <w:tr>
         <w:tc>
           <w:tcPr>
-            <w:tcW w:type="dxa" w:w="1728"/>
+            <w:tcW w:type="dxa" w:w="1984"/>
           </w:tcPr>
           <w:p>
             <w:r>
@@ -5701,7 +5701,7 @@
         </w:tc>
         <w:tc>
           <w:tcPr>
-            <w:tcW w:type="dxa" w:w="1728"/>
+            <w:tcW w:type="dxa" w:w="1984"/>
           </w:tcPr>
           <w:p>
             <w:r>
@@ -5720,7 +5720,7 @@
         </w:tc>
         <w:tc>
           <w:tcPr>
-            <w:tcW w:type="dxa" w:w="1728"/>
+            <w:tcW w:type="dxa" w:w="1984"/>
           </w:tcPr>
           <w:p>
             <w:r>
@@ -5739,7 +5739,7 @@
         </w:tc>
         <w:tc>
           <w:tcPr>
-            <w:tcW w:type="dxa" w:w="1728"/>
+            <w:tcW w:type="dxa" w:w="1984"/>
           </w:tcPr>
           <w:p>
             <w:r>
@@ -5758,7 +5758,7 @@
         </w:tc>
         <w:tc>
           <w:tcPr>
-            <w:tcW w:type="dxa" w:w="1728"/>
+            <w:tcW w:type="dxa" w:w="1984"/>
           </w:tcPr>
           <w:p>
             <w:r>
@@ -5779,7 +5779,7 @@
       <w:tr>
         <w:tc>
           <w:tcPr>
-            <w:tcW w:type="dxa" w:w="1728"/>
+            <w:tcW w:type="dxa" w:w="1984"/>
           </w:tcPr>
           <w:p>
             <w:r>
@@ -5799,7 +5799,7 @@
         </w:tc>
         <w:tc>
           <w:tcPr>
-            <w:tcW w:type="dxa" w:w="1728"/>
+            <w:tcW w:type="dxa" w:w="1984"/>
           </w:tcPr>
           <w:p>
             <w:r>
@@ -5819,7 +5819,7 @@
         </w:tc>
         <w:tc>
           <w:tcPr>
-            <w:tcW w:type="dxa" w:w="1728"/>
+            <w:tcW w:type="dxa" w:w="1984"/>
           </w:tcPr>
           <w:p>
             <w:r>
@@ -5838,7 +5838,7 @@
         </w:tc>
         <w:tc>
           <w:tcPr>
-            <w:tcW w:type="dxa" w:w="1728"/>
+            <w:tcW w:type="dxa" w:w="1984"/>
           </w:tcPr>
           <w:p>
             <w:r>
@@ -5857,7 +5857,7 @@
         </w:tc>
         <w:tc>
           <w:tcPr>
-            <w:tcW w:type="dxa" w:w="1728"/>
+            <w:tcW w:type="dxa" w:w="1984"/>
           </w:tcPr>
           <w:p>
             <w:r>
@@ -5913,18 +5913,18 @@
       <w:tblPr>
         <w:tblStyle w:val="TableGrid"/>
         <w:tblW w:type="auto" w:w="0"/>
-        <w:tblLayout w:type="autofit"/>
+        <w:tblLayout w:type="fixed"/>
         <w:tblLook w:firstColumn="1" w:firstRow="1" w:lastColumn="0" w:lastRow="0" w:noHBand="0" w:noVBand="1" w:val="04A0"/>
       </w:tblPr>
       <w:tblGrid>
-        <w:gridCol w:w="2880"/>
-        <w:gridCol w:w="2880"/>
-        <w:gridCol w:w="2880"/>
+        <w:gridCol w:w="3307"/>
+        <w:gridCol w:w="3307"/>
+        <w:gridCol w:w="3307"/>
       </w:tblGrid>
       <w:tr>
         <w:tc>
           <w:tcPr>
-            <w:tcW w:type="dxa" w:w="2880"/>
+            <w:tcW w:type="dxa" w:w="3307"/>
             <w:shd w:fill="D9E2F3"/>
           </w:tcPr>
           <w:p>
@@ -5946,7 +5946,7 @@
         </w:tc>
         <w:tc>
           <w:tcPr>
-            <w:tcW w:type="dxa" w:w="2880"/>
+            <w:tcW w:type="dxa" w:w="3307"/>
             <w:shd w:fill="D9E2F3"/>
           </w:tcPr>
           <w:p>
@@ -5968,7 +5968,7 @@
         </w:tc>
         <w:tc>
           <w:tcPr>
-            <w:tcW w:type="dxa" w:w="2880"/>
+            <w:tcW w:type="dxa" w:w="3307"/>
             <w:shd w:fill="D9E2F3"/>
           </w:tcPr>
           <w:p>
@@ -5992,7 +5992,7 @@
       <w:tr>
         <w:tc>
           <w:tcPr>
-            <w:tcW w:type="dxa" w:w="2880"/>
+            <w:tcW w:type="dxa" w:w="3307"/>
           </w:tcPr>
           <w:p>
             <w:r>
@@ -6018,7 +6018,7 @@
         </w:tc>
         <w:tc>
           <w:tcPr>
-            <w:tcW w:type="dxa" w:w="2880"/>
+            <w:tcW w:type="dxa" w:w="3307"/>
           </w:tcPr>
           <w:p>
             <w:r>
@@ -6037,7 +6037,7 @@
         </w:tc>
         <w:tc>
           <w:tcPr>
-            <w:tcW w:type="dxa" w:w="2880"/>
+            <w:tcW w:type="dxa" w:w="3307"/>
           </w:tcPr>
           <w:p>
             <w:r>
@@ -6058,7 +6058,7 @@
       <w:tr>
         <w:tc>
           <w:tcPr>
-            <w:tcW w:type="dxa" w:w="2880"/>
+            <w:tcW w:type="dxa" w:w="3307"/>
           </w:tcPr>
           <w:p>
             <w:r>
@@ -6084,7 +6084,7 @@
         </w:tc>
         <w:tc>
           <w:tcPr>
-            <w:tcW w:type="dxa" w:w="2880"/>
+            <w:tcW w:type="dxa" w:w="3307"/>
           </w:tcPr>
           <w:p>
             <w:r>
@@ -6103,7 +6103,7 @@
         </w:tc>
         <w:tc>
           <w:tcPr>
-            <w:tcW w:type="dxa" w:w="2880"/>
+            <w:tcW w:type="dxa" w:w="3307"/>
           </w:tcPr>
           <w:p>
             <w:r>
@@ -6288,18 +6288,18 @@
       <w:tblPr>
         <w:tblStyle w:val="TableGrid"/>
         <w:tblW w:type="auto" w:w="0"/>
-        <w:tblLayout w:type="autofit"/>
+        <w:tblLayout w:type="fixed"/>
         <w:tblLook w:firstColumn="1" w:firstRow="1" w:lastColumn="0" w:lastRow="0" w:noHBand="0" w:noVBand="1" w:val="04A0"/>
       </w:tblPr>
       <w:tblGrid>
-        <w:gridCol w:w="2880"/>
-        <w:gridCol w:w="2880"/>
-        <w:gridCol w:w="2880"/>
+        <w:gridCol w:w="3307"/>
+        <w:gridCol w:w="3307"/>
+        <w:gridCol w:w="3307"/>
       </w:tblGrid>
       <w:tr>
         <w:tc>
           <w:tcPr>
-            <w:tcW w:type="dxa" w:w="2880"/>
+            <w:tcW w:type="dxa" w:w="3307"/>
             <w:shd w:fill="D9E2F3"/>
           </w:tcPr>
           <w:p>
@@ -6321,7 +6321,7 @@
         </w:tc>
         <w:tc>
           <w:tcPr>
-            <w:tcW w:type="dxa" w:w="2880"/>
+            <w:tcW w:type="dxa" w:w="3307"/>
             <w:shd w:fill="D9E2F3"/>
           </w:tcPr>
           <w:p>
@@ -6343,7 +6343,7 @@
         </w:tc>
         <w:tc>
           <w:tcPr>
-            <w:tcW w:type="dxa" w:w="2880"/>
+            <w:tcW w:type="dxa" w:w="3307"/>
             <w:shd w:fill="D9E2F3"/>
           </w:tcPr>
           <w:p>
@@ -6367,7 +6367,7 @@
       <w:tr>
         <w:tc>
           <w:tcPr>
-            <w:tcW w:type="dxa" w:w="2880"/>
+            <w:tcW w:type="dxa" w:w="3307"/>
           </w:tcPr>
           <w:p>
             <w:r>
@@ -6386,7 +6386,7 @@
         </w:tc>
         <w:tc>
           <w:tcPr>
-            <w:tcW w:type="dxa" w:w="2880"/>
+            <w:tcW w:type="dxa" w:w="3307"/>
           </w:tcPr>
           <w:p>
             <w:r>
@@ -6405,7 +6405,7 @@
         </w:tc>
         <w:tc>
           <w:tcPr>
-            <w:tcW w:type="dxa" w:w="2880"/>
+            <w:tcW w:type="dxa" w:w="3307"/>
           </w:tcPr>
           <w:p>
             <w:r>
@@ -6426,7 +6426,7 @@
       <w:tr>
         <w:tc>
           <w:tcPr>
-            <w:tcW w:type="dxa" w:w="2880"/>
+            <w:tcW w:type="dxa" w:w="3307"/>
           </w:tcPr>
           <w:p>
             <w:r>
@@ -6445,7 +6445,7 @@
         </w:tc>
         <w:tc>
           <w:tcPr>
-            <w:tcW w:type="dxa" w:w="2880"/>
+            <w:tcW w:type="dxa" w:w="3307"/>
           </w:tcPr>
           <w:p>
             <w:r>
@@ -6464,7 +6464,7 @@
         </w:tc>
         <w:tc>
           <w:tcPr>
-            <w:tcW w:type="dxa" w:w="2880"/>
+            <w:tcW w:type="dxa" w:w="3307"/>
           </w:tcPr>
           <w:p>
             <w:r>
@@ -6485,7 +6485,7 @@
       <w:tr>
         <w:tc>
           <w:tcPr>
-            <w:tcW w:type="dxa" w:w="2880"/>
+            <w:tcW w:type="dxa" w:w="3307"/>
           </w:tcPr>
           <w:p>
             <w:r>
@@ -6504,7 +6504,7 @@
         </w:tc>
         <w:tc>
           <w:tcPr>
-            <w:tcW w:type="dxa" w:w="2880"/>
+            <w:tcW w:type="dxa" w:w="3307"/>
           </w:tcPr>
           <w:p>
             <w:r>
@@ -6523,7 +6523,7 @@
         </w:tc>
         <w:tc>
           <w:tcPr>
-            <w:tcW w:type="dxa" w:w="2880"/>
+            <w:tcW w:type="dxa" w:w="3307"/>
           </w:tcPr>
           <w:p>
             <w:r>
@@ -6626,18 +6626,18 @@
       <w:tblPr>
         <w:tblStyle w:val="TableGrid"/>
         <w:tblW w:type="auto" w:w="0"/>
-        <w:tblLayout w:type="autofit"/>
+        <w:tblLayout w:type="fixed"/>
         <w:tblLook w:firstColumn="1" w:firstRow="1" w:lastColumn="0" w:lastRow="0" w:noHBand="0" w:noVBand="1" w:val="04A0"/>
       </w:tblPr>
       <w:tblGrid>
-        <w:gridCol w:w="2880"/>
-        <w:gridCol w:w="2880"/>
-        <w:gridCol w:w="2880"/>
+        <w:gridCol w:w="3307"/>
+        <w:gridCol w:w="3307"/>
+        <w:gridCol w:w="3307"/>
       </w:tblGrid>
       <w:tr>
         <w:tc>
           <w:tcPr>
-            <w:tcW w:type="dxa" w:w="2880"/>
+            <w:tcW w:type="dxa" w:w="3307"/>
             <w:shd w:fill="D9E2F3"/>
           </w:tcPr>
           <w:p>
@@ -6659,7 +6659,7 @@
         </w:tc>
         <w:tc>
           <w:tcPr>
-            <w:tcW w:type="dxa" w:w="2880"/>
+            <w:tcW w:type="dxa" w:w="3307"/>
             <w:shd w:fill="D9E2F3"/>
           </w:tcPr>
           <w:p>
@@ -6681,7 +6681,7 @@
         </w:tc>
         <w:tc>
           <w:tcPr>
-            <w:tcW w:type="dxa" w:w="2880"/>
+            <w:tcW w:type="dxa" w:w="3307"/>
             <w:shd w:fill="D9E2F3"/>
           </w:tcPr>
           <w:p>
@@ -6705,7 +6705,7 @@
       <w:tr>
         <w:tc>
           <w:tcPr>
-            <w:tcW w:type="dxa" w:w="2880"/>
+            <w:tcW w:type="dxa" w:w="3307"/>
           </w:tcPr>
           <w:p>
             <w:r>
@@ -6724,7 +6724,7 @@
         </w:tc>
         <w:tc>
           <w:tcPr>
-            <w:tcW w:type="dxa" w:w="2880"/>
+            <w:tcW w:type="dxa" w:w="3307"/>
           </w:tcPr>
           <w:p>
             <w:r>
@@ -6743,7 +6743,7 @@
         </w:tc>
         <w:tc>
           <w:tcPr>
-            <w:tcW w:type="dxa" w:w="2880"/>
+            <w:tcW w:type="dxa" w:w="3307"/>
           </w:tcPr>
           <w:p>
             <w:r>
@@ -6764,7 +6764,7 @@
       <w:tr>
         <w:tc>
           <w:tcPr>
-            <w:tcW w:type="dxa" w:w="2880"/>
+            <w:tcW w:type="dxa" w:w="3307"/>
           </w:tcPr>
           <w:p>
             <w:r>
@@ -6797,7 +6797,7 @@
         </w:tc>
         <w:tc>
           <w:tcPr>
-            <w:tcW w:type="dxa" w:w="2880"/>
+            <w:tcW w:type="dxa" w:w="3307"/>
           </w:tcPr>
           <w:p>
             <w:r>
@@ -6816,7 +6816,7 @@
         </w:tc>
         <w:tc>
           <w:tcPr>
-            <w:tcW w:type="dxa" w:w="2880"/>
+            <w:tcW w:type="dxa" w:w="3307"/>
           </w:tcPr>
           <w:p>
             <w:r>
@@ -6872,18 +6872,18 @@
       <w:tblPr>
         <w:tblStyle w:val="TableGrid"/>
         <w:tblW w:type="auto" w:w="0"/>
-        <w:tblLayout w:type="autofit"/>
+        <w:tblLayout w:type="fixed"/>
         <w:tblLook w:firstColumn="1" w:firstRow="1" w:lastColumn="0" w:lastRow="0" w:noHBand="0" w:noVBand="1" w:val="04A0"/>
       </w:tblPr>
       <w:tblGrid>
-        <w:gridCol w:w="2880"/>
-        <w:gridCol w:w="2880"/>
-        <w:gridCol w:w="2880"/>
+        <w:gridCol w:w="3307"/>
+        <w:gridCol w:w="3307"/>
+        <w:gridCol w:w="3307"/>
       </w:tblGrid>
       <w:tr>
         <w:tc>
           <w:tcPr>
-            <w:tcW w:type="dxa" w:w="2880"/>
+            <w:tcW w:type="dxa" w:w="3307"/>
             <w:shd w:fill="D9E2F3"/>
           </w:tcPr>
           <w:p>
@@ -6905,7 +6905,7 @@
         </w:tc>
         <w:tc>
           <w:tcPr>
-            <w:tcW w:type="dxa" w:w="2880"/>
+            <w:tcW w:type="dxa" w:w="3307"/>
             <w:shd w:fill="D9E2F3"/>
           </w:tcPr>
           <w:p>
@@ -6927,7 +6927,7 @@
         </w:tc>
         <w:tc>
           <w:tcPr>
-            <w:tcW w:type="dxa" w:w="2880"/>
+            <w:tcW w:type="dxa" w:w="3307"/>
             <w:shd w:fill="D9E2F3"/>
           </w:tcPr>
           <w:p>
@@ -6951,7 +6951,7 @@
       <w:tr>
         <w:tc>
           <w:tcPr>
-            <w:tcW w:type="dxa" w:w="2880"/>
+            <w:tcW w:type="dxa" w:w="3307"/>
           </w:tcPr>
           <w:p>
             <w:r>
@@ -6991,7 +6991,7 @@
         </w:tc>
         <w:tc>
           <w:tcPr>
-            <w:tcW w:type="dxa" w:w="2880"/>
+            <w:tcW w:type="dxa" w:w="3307"/>
           </w:tcPr>
           <w:p>
             <w:r>
@@ -7010,7 +7010,7 @@
         </w:tc>
         <w:tc>
           <w:tcPr>
-            <w:tcW w:type="dxa" w:w="2880"/>
+            <w:tcW w:type="dxa" w:w="3307"/>
           </w:tcPr>
           <w:p>
             <w:r>
@@ -7031,7 +7031,7 @@
       <w:tr>
         <w:tc>
           <w:tcPr>
-            <w:tcW w:type="dxa" w:w="2880"/>
+            <w:tcW w:type="dxa" w:w="3307"/>
           </w:tcPr>
           <w:p>
             <w:r>
@@ -7050,7 +7050,7 @@
         </w:tc>
         <w:tc>
           <w:tcPr>
-            <w:tcW w:type="dxa" w:w="2880"/>
+            <w:tcW w:type="dxa" w:w="3307"/>
           </w:tcPr>
           <w:p>
             <w:r>
@@ -7069,7 +7069,7 @@
         </w:tc>
         <w:tc>
           <w:tcPr>
-            <w:tcW w:type="dxa" w:w="2880"/>
+            <w:tcW w:type="dxa" w:w="3307"/>
           </w:tcPr>
           <w:p>
             <w:r>
@@ -7146,17 +7146,17 @@
       <w:tblPr>
         <w:tblStyle w:val="TableGrid"/>
         <w:tblW w:type="auto" w:w="0"/>
-        <w:tblLayout w:type="autofit"/>
+        <w:tblLayout w:type="fixed"/>
         <w:tblLook w:firstColumn="1" w:firstRow="1" w:lastColumn="0" w:lastRow="0" w:noHBand="0" w:noVBand="1" w:val="04A0"/>
       </w:tblPr>
       <w:tblGrid>
-        <w:gridCol w:w="4320"/>
-        <w:gridCol w:w="4320"/>
+        <w:gridCol w:w="4961"/>
+        <w:gridCol w:w="4961"/>
       </w:tblGrid>
       <w:tr>
         <w:tc>
           <w:tcPr>
-            <w:tcW w:type="dxa" w:w="4320"/>
+            <w:tcW w:type="dxa" w:w="4961"/>
             <w:shd w:fill="D9E2F3"/>
           </w:tcPr>
           <w:p>
@@ -7178,7 +7178,7 @@
         </w:tc>
         <w:tc>
           <w:tcPr>
-            <w:tcW w:type="dxa" w:w="4320"/>
+            <w:tcW w:type="dxa" w:w="4961"/>
             <w:shd w:fill="D9E2F3"/>
           </w:tcPr>
           <w:p>
@@ -7202,7 +7202,7 @@
       <w:tr>
         <w:tc>
           <w:tcPr>
-            <w:tcW w:type="dxa" w:w="4320"/>
+            <w:tcW w:type="dxa" w:w="4961"/>
           </w:tcPr>
           <w:p>
             <w:r>
@@ -7235,7 +7235,7 @@
         </w:tc>
         <w:tc>
           <w:tcPr>
-            <w:tcW w:type="dxa" w:w="4320"/>
+            <w:tcW w:type="dxa" w:w="4961"/>
           </w:tcPr>
           <w:p>
             <w:r>
@@ -7256,7 +7256,7 @@
       <w:tr>
         <w:tc>
           <w:tcPr>
-            <w:tcW w:type="dxa" w:w="4320"/>
+            <w:tcW w:type="dxa" w:w="4961"/>
           </w:tcPr>
           <w:p>
             <w:r>
@@ -7275,7 +7275,7 @@
         </w:tc>
         <w:tc>
           <w:tcPr>
-            <w:tcW w:type="dxa" w:w="4320"/>
+            <w:tcW w:type="dxa" w:w="4961"/>
           </w:tcPr>
           <w:p>
             <w:r>
@@ -7296,7 +7296,7 @@
       <w:tr>
         <w:tc>
           <w:tcPr>
-            <w:tcW w:type="dxa" w:w="4320"/>
+            <w:tcW w:type="dxa" w:w="4961"/>
           </w:tcPr>
           <w:p>
             <w:r>
@@ -7315,7 +7315,7 @@
         </w:tc>
         <w:tc>
           <w:tcPr>
-            <w:tcW w:type="dxa" w:w="4320"/>
+            <w:tcW w:type="dxa" w:w="4961"/>
           </w:tcPr>
           <w:p>
             <w:r>
@@ -7336,7 +7336,7 @@
       <w:tr>
         <w:tc>
           <w:tcPr>
-            <w:tcW w:type="dxa" w:w="4320"/>
+            <w:tcW w:type="dxa" w:w="4961"/>
           </w:tcPr>
           <w:p>
             <w:r>
@@ -7355,7 +7355,7 @@
         </w:tc>
         <w:tc>
           <w:tcPr>
-            <w:tcW w:type="dxa" w:w="4320"/>
+            <w:tcW w:type="dxa" w:w="4961"/>
           </w:tcPr>
           <w:p>
             <w:r>
@@ -7906,7 +7906,33 @@
         <w:rPr>
           <w:rFonts w:ascii="Yu Gothic" w:hAnsi="Yu Gothic" w:eastAsia="Yu Gothic"/>
         </w:rPr>
-        <w:t>SDLC文書のうち、コードに正解が存在する部分（エンドポイント一覧・モジュール一覧・DBスキーマ・OSSライセンス・テンプレート関係）を、AST とパッケージメタデータから機械的に抽出します。手書きすると本数の多いエンドポイント（196本）を必ず取りこぼすため、機械抽出としています。</w:t>
+        <w:t>SDLC文書のうち、コードに正解が存在する部分（エンドポイント一覧・モジュール一覧・DBスキーマ・OSSライセンス・テンプレート関係）を、AST とパッケージメタデータから機械的に抽出します。手書きすると本数の多いエンドポイント（</w:t>
+      </w:r>
+      <w:r>
+        <w:rPr>
+          <w:rFonts w:ascii="Yu Gothic" w:hAnsi="Yu Gothic" w:eastAsia="Yu Gothic"/>
+          <w:b/>
+        </w:rPr>
+        <w:t>200本</w:t>
+      </w:r>
+      <w:r>
+        <w:rPr>
+          <w:rFonts w:ascii="Yu Gothic" w:hAnsi="Yu Gothic" w:eastAsia="Yu Gothic"/>
+        </w:rPr>
+        <w:t xml:space="preserve">、Flask </w:t>
+      </w:r>
+      <w:r>
+        <w:rPr>
+          <w:rFonts w:ascii="Consolas" w:hAnsi="Consolas" w:eastAsia="Consolas"/>
+          <w:sz w:val="18"/>
+        </w:rPr>
+        <w:t>app.url_map</w:t>
+      </w:r>
+      <w:r>
+        <w:rPr>
+          <w:rFonts w:ascii="Yu Gothic" w:hAnsi="Yu Gothic" w:eastAsia="Yu Gothic"/>
+        </w:rPr>
+        <w:t xml:space="preserve"> 実測）を必ず取りこぼすため、機械抽出としています。</w:t>
       </w:r>
     </w:p>
     <w:p>
@@ -8167,17 +8193,17 @@
       <w:tblPr>
         <w:tblStyle w:val="TableGrid"/>
         <w:tblW w:type="auto" w:w="0"/>
-        <w:tblLayout w:type="autofit"/>
+        <w:tblLayout w:type="fixed"/>
         <w:tblLook w:firstColumn="1" w:firstRow="1" w:lastColumn="0" w:lastRow="0" w:noHBand="0" w:noVBand="1" w:val="04A0"/>
       </w:tblPr>
       <w:tblGrid>
-        <w:gridCol w:w="4320"/>
-        <w:gridCol w:w="4320"/>
+        <w:gridCol w:w="4961"/>
+        <w:gridCol w:w="4961"/>
       </w:tblGrid>
       <w:tr>
         <w:tc>
           <w:tcPr>
-            <w:tcW w:type="dxa" w:w="4320"/>
+            <w:tcW w:type="dxa" w:w="4961"/>
             <w:shd w:fill="D9E2F3"/>
           </w:tcPr>
           <w:p>
@@ -8199,7 +8225,7 @@
         </w:tc>
         <w:tc>
           <w:tcPr>
-            <w:tcW w:type="dxa" w:w="4320"/>
+            <w:tcW w:type="dxa" w:w="4961"/>
             <w:shd w:fill="D9E2F3"/>
           </w:tcPr>
           <w:p>
@@ -8223,7 +8249,7 @@
       <w:tr>
         <w:tc>
           <w:tcPr>
-            <w:tcW w:type="dxa" w:w="4320"/>
+            <w:tcW w:type="dxa" w:w="4961"/>
           </w:tcPr>
           <w:p>
             <w:r>
@@ -8242,7 +8268,7 @@
         </w:tc>
         <w:tc>
           <w:tcPr>
-            <w:tcW w:type="dxa" w:w="4320"/>
+            <w:tcW w:type="dxa" w:w="4961"/>
           </w:tcPr>
           <w:p>
             <w:r>
@@ -8263,7 +8289,7 @@
       <w:tr>
         <w:tc>
           <w:tcPr>
-            <w:tcW w:type="dxa" w:w="4320"/>
+            <w:tcW w:type="dxa" w:w="4961"/>
           </w:tcPr>
           <w:p>
             <w:r>
@@ -8282,7 +8308,7 @@
         </w:tc>
         <w:tc>
           <w:tcPr>
-            <w:tcW w:type="dxa" w:w="4320"/>
+            <w:tcW w:type="dxa" w:w="4961"/>
           </w:tcPr>
           <w:p>
             <w:r>
@@ -8303,7 +8329,7 @@
       <w:tr>
         <w:tc>
           <w:tcPr>
-            <w:tcW w:type="dxa" w:w="4320"/>
+            <w:tcW w:type="dxa" w:w="4961"/>
           </w:tcPr>
           <w:p>
             <w:r>
@@ -8322,7 +8348,7 @@
         </w:tc>
         <w:tc>
           <w:tcPr>
-            <w:tcW w:type="dxa" w:w="4320"/>
+            <w:tcW w:type="dxa" w:w="4961"/>
           </w:tcPr>
           <w:p>
             <w:r>
@@ -8343,7 +8369,7 @@
       <w:tr>
         <w:tc>
           <w:tcPr>
-            <w:tcW w:type="dxa" w:w="4320"/>
+            <w:tcW w:type="dxa" w:w="4961"/>
           </w:tcPr>
           <w:p>
             <w:r>
@@ -8362,7 +8388,7 @@
         </w:tc>
         <w:tc>
           <w:tcPr>
-            <w:tcW w:type="dxa" w:w="4320"/>
+            <w:tcW w:type="dxa" w:w="4961"/>
           </w:tcPr>
           <w:p>
             <w:r>
@@ -8383,7 +8409,7 @@
       <w:tr>
         <w:tc>
           <w:tcPr>
-            <w:tcW w:type="dxa" w:w="4320"/>
+            <w:tcW w:type="dxa" w:w="4961"/>
           </w:tcPr>
           <w:p>
             <w:r>
@@ -8402,7 +8428,7 @@
         </w:tc>
         <w:tc>
           <w:tcPr>
-            <w:tcW w:type="dxa" w:w="4320"/>
+            <w:tcW w:type="dxa" w:w="4961"/>
           </w:tcPr>
           <w:p>
             <w:r>
@@ -8423,7 +8449,7 @@
       <w:tr>
         <w:tc>
           <w:tcPr>
-            <w:tcW w:type="dxa" w:w="4320"/>
+            <w:tcW w:type="dxa" w:w="4961"/>
           </w:tcPr>
           <w:p>
             <w:r>
@@ -8442,7 +8468,7 @@
         </w:tc>
         <w:tc>
           <w:tcPr>
-            <w:tcW w:type="dxa" w:w="4320"/>
+            <w:tcW w:type="dxa" w:w="4961"/>
           </w:tcPr>
           <w:p>
             <w:r>
@@ -8463,7 +8489,7 @@
       <w:tr>
         <w:tc>
           <w:tcPr>
-            <w:tcW w:type="dxa" w:w="4320"/>
+            <w:tcW w:type="dxa" w:w="4961"/>
           </w:tcPr>
           <w:p>
             <w:r>
@@ -8482,7 +8508,7 @@
         </w:tc>
         <w:tc>
           <w:tcPr>
-            <w:tcW w:type="dxa" w:w="4320"/>
+            <w:tcW w:type="dxa" w:w="4961"/>
           </w:tcPr>
           <w:p>
             <w:r>
@@ -8503,7 +8529,7 @@
       <w:tr>
         <w:tc>
           <w:tcPr>
-            <w:tcW w:type="dxa" w:w="4320"/>
+            <w:tcW w:type="dxa" w:w="4961"/>
           </w:tcPr>
           <w:p>
             <w:r>
@@ -8522,7 +8548,7 @@
         </w:tc>
         <w:tc>
           <w:tcPr>
-            <w:tcW w:type="dxa" w:w="4320"/>
+            <w:tcW w:type="dxa" w:w="4961"/>
           </w:tcPr>
           <w:p>
             <w:r>
@@ -8604,17 +8630,17 @@
       <w:tblPr>
         <w:tblStyle w:val="TableGrid"/>
         <w:tblW w:type="auto" w:w="0"/>
-        <w:tblLayout w:type="autofit"/>
+        <w:tblLayout w:type="fixed"/>
         <w:tblLook w:firstColumn="1" w:firstRow="1" w:lastColumn="0" w:lastRow="0" w:noHBand="0" w:noVBand="1" w:val="04A0"/>
       </w:tblPr>
       <w:tblGrid>
-        <w:gridCol w:w="4320"/>
-        <w:gridCol w:w="4320"/>
+        <w:gridCol w:w="4961"/>
+        <w:gridCol w:w="4961"/>
       </w:tblGrid>
       <w:tr>
         <w:tc>
           <w:tcPr>
-            <w:tcW w:type="dxa" w:w="4320"/>
+            <w:tcW w:type="dxa" w:w="4961"/>
             <w:shd w:fill="D9E2F3"/>
           </w:tcPr>
           <w:p>
@@ -8636,7 +8662,7 @@
         </w:tc>
         <w:tc>
           <w:tcPr>
-            <w:tcW w:type="dxa" w:w="4320"/>
+            <w:tcW w:type="dxa" w:w="4961"/>
             <w:shd w:fill="D9E2F3"/>
           </w:tcPr>
           <w:p>
@@ -8660,7 +8686,7 @@
       <w:tr>
         <w:tc>
           <w:tcPr>
-            <w:tcW w:type="dxa" w:w="4320"/>
+            <w:tcW w:type="dxa" w:w="4961"/>
           </w:tcPr>
           <w:p>
             <w:r>
@@ -8693,7 +8719,7 @@
         </w:tc>
         <w:tc>
           <w:tcPr>
-            <w:tcW w:type="dxa" w:w="4320"/>
+            <w:tcW w:type="dxa" w:w="4961"/>
           </w:tcPr>
           <w:p>
             <w:r>
@@ -8728,7 +8754,7 @@
       <w:tr>
         <w:tc>
           <w:tcPr>
-            <w:tcW w:type="dxa" w:w="4320"/>
+            <w:tcW w:type="dxa" w:w="4961"/>
           </w:tcPr>
           <w:p>
             <w:r>
@@ -8747,7 +8773,7 @@
         </w:tc>
         <w:tc>
           <w:tcPr>
-            <w:tcW w:type="dxa" w:w="4320"/>
+            <w:tcW w:type="dxa" w:w="4961"/>
           </w:tcPr>
           <w:p>
             <w:r>
@@ -8782,7 +8808,7 @@
       <w:tr>
         <w:tc>
           <w:tcPr>
-            <w:tcW w:type="dxa" w:w="4320"/>
+            <w:tcW w:type="dxa" w:w="4961"/>
           </w:tcPr>
           <w:p>
             <w:r>
@@ -8843,7 +8869,7 @@
         </w:tc>
         <w:tc>
           <w:tcPr>
-            <w:tcW w:type="dxa" w:w="4320"/>
+            <w:tcW w:type="dxa" w:w="4961"/>
           </w:tcPr>
           <w:p>
             <w:r>
@@ -8864,7 +8890,7 @@
       <w:tr>
         <w:tc>
           <w:tcPr>
-            <w:tcW w:type="dxa" w:w="4320"/>
+            <w:tcW w:type="dxa" w:w="4961"/>
           </w:tcPr>
           <w:p>
             <w:r>
@@ -8897,7 +8923,7 @@
         </w:tc>
         <w:tc>
           <w:tcPr>
-            <w:tcW w:type="dxa" w:w="4320"/>
+            <w:tcW w:type="dxa" w:w="4961"/>
           </w:tcPr>
           <w:p>
             <w:r>
@@ -8918,7 +8944,7 @@
       <w:tr>
         <w:tc>
           <w:tcPr>
-            <w:tcW w:type="dxa" w:w="4320"/>
+            <w:tcW w:type="dxa" w:w="4961"/>
           </w:tcPr>
           <w:p>
             <w:r>
@@ -8937,7 +8963,7 @@
         </w:tc>
         <w:tc>
           <w:tcPr>
-            <w:tcW w:type="dxa" w:w="4320"/>
+            <w:tcW w:type="dxa" w:w="4961"/>
           </w:tcPr>
           <w:p>
             <w:r>
@@ -8972,7 +8998,7 @@
       <w:tr>
         <w:tc>
           <w:tcPr>
-            <w:tcW w:type="dxa" w:w="4320"/>
+            <w:tcW w:type="dxa" w:w="4961"/>
           </w:tcPr>
           <w:p>
             <w:r>
@@ -8991,7 +9017,7 @@
         </w:tc>
         <w:tc>
           <w:tcPr>
-            <w:tcW w:type="dxa" w:w="4320"/>
+            <w:tcW w:type="dxa" w:w="4961"/>
           </w:tcPr>
           <w:p>
             <w:r>
@@ -9012,7 +9038,7 @@
       <w:tr>
         <w:tc>
           <w:tcPr>
-            <w:tcW w:type="dxa" w:w="4320"/>
+            <w:tcW w:type="dxa" w:w="4961"/>
           </w:tcPr>
           <w:p>
             <w:r>
@@ -9031,7 +9057,7 @@
         </w:tc>
         <w:tc>
           <w:tcPr>
-            <w:tcW w:type="dxa" w:w="4320"/>
+            <w:tcW w:type="dxa" w:w="4961"/>
           </w:tcPr>
           <w:p>
             <w:r>
@@ -9052,7 +9078,7 @@
       <w:tr>
         <w:tc>
           <w:tcPr>
-            <w:tcW w:type="dxa" w:w="4320"/>
+            <w:tcW w:type="dxa" w:w="4961"/>
           </w:tcPr>
           <w:p>
             <w:r>
@@ -9071,7 +9097,7 @@
         </w:tc>
         <w:tc>
           <w:tcPr>
-            <w:tcW w:type="dxa" w:w="4320"/>
+            <w:tcW w:type="dxa" w:w="4961"/>
           </w:tcPr>
           <w:p>
             <w:r>
@@ -9132,19 +9158,19 @@
       <w:tblPr>
         <w:tblStyle w:val="TableGrid"/>
         <w:tblW w:type="auto" w:w="0"/>
-        <w:tblLayout w:type="autofit"/>
+        <w:tblLayout w:type="fixed"/>
         <w:tblLook w:firstColumn="1" w:firstRow="1" w:lastColumn="0" w:lastRow="0" w:noHBand="0" w:noVBand="1" w:val="04A0"/>
       </w:tblPr>
       <w:tblGrid>
-        <w:gridCol w:w="2160"/>
-        <w:gridCol w:w="2160"/>
-        <w:gridCol w:w="2160"/>
-        <w:gridCol w:w="2160"/>
+        <w:gridCol w:w="2480"/>
+        <w:gridCol w:w="2480"/>
+        <w:gridCol w:w="2480"/>
+        <w:gridCol w:w="2480"/>
       </w:tblGrid>
       <w:tr>
         <w:tc>
           <w:tcPr>
-            <w:tcW w:type="dxa" w:w="2160"/>
+            <w:tcW w:type="dxa" w:w="2480"/>
             <w:shd w:fill="D9E2F3"/>
           </w:tcPr>
           <w:p>
@@ -9166,7 +9192,7 @@
         </w:tc>
         <w:tc>
           <w:tcPr>
-            <w:tcW w:type="dxa" w:w="2160"/>
+            <w:tcW w:type="dxa" w:w="2480"/>
             <w:shd w:fill="D9E2F3"/>
           </w:tcPr>
           <w:p>
@@ -9188,7 +9214,7 @@
         </w:tc>
         <w:tc>
           <w:tcPr>
-            <w:tcW w:type="dxa" w:w="2160"/>
+            <w:tcW w:type="dxa" w:w="2480"/>
             <w:shd w:fill="D9E2F3"/>
           </w:tcPr>
           <w:p>
@@ -9210,7 +9236,7 @@
         </w:tc>
         <w:tc>
           <w:tcPr>
-            <w:tcW w:type="dxa" w:w="2160"/>
+            <w:tcW w:type="dxa" w:w="2480"/>
             <w:shd w:fill="D9E2F3"/>
           </w:tcPr>
           <w:p>
@@ -9234,7 +9260,7 @@
       <w:tr>
         <w:tc>
           <w:tcPr>
-            <w:tcW w:type="dxa" w:w="2160"/>
+            <w:tcW w:type="dxa" w:w="2480"/>
           </w:tcPr>
           <w:p>
             <w:r>
@@ -9253,7 +9279,7 @@
         </w:tc>
         <w:tc>
           <w:tcPr>
-            <w:tcW w:type="dxa" w:w="2160"/>
+            <w:tcW w:type="dxa" w:w="2480"/>
           </w:tcPr>
           <w:p>
             <w:r>
@@ -9272,7 +9298,7 @@
         </w:tc>
         <w:tc>
           <w:tcPr>
-            <w:tcW w:type="dxa" w:w="2160"/>
+            <w:tcW w:type="dxa" w:w="2480"/>
           </w:tcPr>
           <w:p>
             <w:r>
@@ -9291,7 +9317,7 @@
         </w:tc>
         <w:tc>
           <w:tcPr>
-            <w:tcW w:type="dxa" w:w="2160"/>
+            <w:tcW w:type="dxa" w:w="2480"/>
           </w:tcPr>
           <w:p>
             <w:r>
@@ -9314,8 +9340,8 @@
     <w:sectPr>
       <w:footerReference w:type="default" r:id="rId9"/>
       <w:headerReference w:type="default" r:id="rId10"/>
-      <w:pgSz w:w="12240" w:h="15840"/>
-      <w:pgMar w:top="1440" w:right="1800" w:bottom="1440" w:left="1800" w:header="720" w:footer="720" w:gutter="0"/>
+      <w:pgSz w:w="11906" w:h="16838"/>
+      <w:pgMar w:top="1417" w:right="850" w:bottom="1134" w:left="1134" w:header="720" w:footer="720" w:gutter="0"/>
       <w:cols w:space="720"/>
       <w:docGrid w:linePitch="360"/>
     </w:sectPr>
